--- a/Dokumentation/20260901_T4_1000_Dokumentation.docx
+++ b/Dokumentation/20260901_T4_1000_Dokumentation.docx
@@ -1,6 +1,6 @@
 
 <file path=word/document.xml><?xml version="1.0" encoding="utf-8"?>
-<w:document xmlns:wpc="http://schemas.microsoft.com/office/word/2010/wordprocessingCanvas" xmlns:cx="http://schemas.microsoft.com/office/drawing/2014/chartex" xmlns:cx1="http://schemas.microsoft.com/office/drawing/2015/9/8/chartex" xmlns:cx2="http://schemas.microsoft.com/office/drawing/2015/10/21/chartex" xmlns:cx3="http://schemas.microsoft.com/office/drawing/2016/5/9/chartex" xmlns:cx4="http://schemas.microsoft.com/office/drawing/2016/5/10/chartex" xmlns:cx5="http://schemas.microsoft.com/office/drawing/2016/5/11/chartex" xmlns:cx6="http://schemas.microsoft.com/office/drawing/2016/5/12/chartex" xmlns:cx7="http://schemas.microsoft.com/office/drawing/2016/5/13/chartex" xmlns:cx8="http://schemas.microsoft.com/office/drawing/2016/5/14/chartex" xmlns:mc="http://schemas.openxmlformats.org/markup-compatibility/2006" xmlns:aink="http://schemas.microsoft.com/office/drawing/2016/ink" xmlns:am3d="http://schemas.microsoft.com/office/drawing/2017/model3d" xmlns:o="urn:schemas-microsoft-com:office:office" xmlns:oel="http://schemas.microsoft.com/office/2019/extlst" xmlns:r="http://schemas.openxmlformats.org/officeDocument/2006/relationships" xmlns:m="http://schemas.openxmlformats.org/officeDocument/2006/math" xmlns:v="urn:schemas-microsoft-com:vml" xmlns:wp14="http://schemas.microsoft.com/office/word/2010/wordprocessingDrawing" xmlns:wp="http://schemas.openxmlformats.org/drawingml/2006/wordprocessingDrawing" xmlns:w10="urn:schemas-microsoft-com:office:word" xmlns:w="http://schemas.openxmlformats.org/wordprocessingml/2006/main" xmlns:w14="http://schemas.microsoft.com/office/word/2010/wordml" xmlns:w15="http://schemas.microsoft.com/office/word/2012/wordml" xmlns:w16cei="http://schemas.microsoft.com/office/word/2026/wordml/cei" xmlns:w16cex="http://schemas.microsoft.com/office/word/2018/wordml/cex" xmlns:w16cid="http://schemas.microsoft.com/office/word/2016/wordml/cid" xmlns:w16="http://schemas.microsoft.com/office/word/2018/wordml" xmlns:w16du="http://schemas.microsoft.com/office/word/2023/wordml/word16du" xmlns:w16sdtdh="http://schemas.microsoft.com/office/word/2020/wordml/sdtdatahash" xmlns:w16sdtfl="http://schemas.microsoft.com/office/word/2024/wordml/sdtformatlock" xmlns:w16se="http://schemas.microsoft.com/office/word/2015/wordml/symex" xmlns:wpg="http://schemas.microsoft.com/office/word/2010/wordprocessingGroup" xmlns:wpi="http://schemas.microsoft.com/office/word/2010/wordprocessingInk" xmlns:wne="http://schemas.microsoft.com/office/word/2006/wordml" xmlns:wps="http://schemas.microsoft.com/office/word/2010/wordprocessingShape" mc:Ignorable="w14 w15 w16se w16cid w16 w16cex w16sdtdh w16sdtfl w16du wp14">
+<w:document xmlns:wpc="http://schemas.microsoft.com/office/word/2010/wordprocessingCanvas" xmlns:cx="http://schemas.microsoft.com/office/drawing/2014/chartex" xmlns:cx1="http://schemas.microsoft.com/office/drawing/2015/9/8/chartex" xmlns:cx2="http://schemas.microsoft.com/office/drawing/2015/10/21/chartex" xmlns:cx3="http://schemas.microsoft.com/office/drawing/2016/5/9/chartex" xmlns:cx4="http://schemas.microsoft.com/office/drawing/2016/5/10/chartex" xmlns:cx5="http://schemas.microsoft.com/office/drawing/2016/5/11/chartex" xmlns:cx6="http://schemas.microsoft.com/office/drawing/2016/5/12/chartex" xmlns:cx7="http://schemas.microsoft.com/office/drawing/2016/5/13/chartex" xmlns:cx8="http://schemas.microsoft.com/office/drawing/2016/5/14/chartex" xmlns:mc="http://schemas.openxmlformats.org/markup-compatibility/2006" xmlns:aink="http://schemas.microsoft.com/office/drawing/2016/ink" xmlns:am3d="http://schemas.microsoft.com/office/drawing/2017/model3d" xmlns:o="urn:schemas-microsoft-com:office:office" xmlns:oel="http://schemas.microsoft.com/office/2019/extlst" xmlns:r="http://schemas.openxmlformats.org/officeDocument/2006/relationships" xmlns:m="http://schemas.openxmlformats.org/officeDocument/2006/math" xmlns:v="urn:schemas-microsoft-com:vml" xmlns:wp14="http://schemas.microsoft.com/office/word/2010/wordprocessingDrawing" xmlns:wp="http://schemas.openxmlformats.org/drawingml/2006/wordprocessingDrawing" xmlns:w10="urn:schemas-microsoft-com:office:word" xmlns:w="http://schemas.openxmlformats.org/wordprocessingml/2006/main" xmlns:w14="http://schemas.microsoft.com/office/word/2010/wordml" xmlns:w15="http://schemas.microsoft.com/office/word/2012/wordml" xmlns:w16cex="http://schemas.microsoft.com/office/word/2018/wordml/cex" xmlns:w16cid="http://schemas.microsoft.com/office/word/2016/wordml/cid" xmlns:w16="http://schemas.microsoft.com/office/word/2018/wordml" xmlns:w16du="http://schemas.microsoft.com/office/word/2023/wordml/word16du" xmlns:w16sdtdh="http://schemas.microsoft.com/office/word/2020/wordml/sdtdatahash" xmlns:w16sdtfl="http://schemas.microsoft.com/office/word/2024/wordml/sdtformatlock" xmlns:w16se="http://schemas.microsoft.com/office/word/2015/wordml/symex" xmlns:wpg="http://schemas.microsoft.com/office/word/2010/wordprocessingGroup" xmlns:wpi="http://schemas.microsoft.com/office/word/2010/wordprocessingInk" xmlns:wne="http://schemas.microsoft.com/office/word/2006/wordml" xmlns:wps="http://schemas.microsoft.com/office/word/2010/wordprocessingShape" mc:Ignorable="w14 w15 w16se w16cid w16 w16cex w16sdtdh w16sdtfl w16du wp14">
   <w:body>
     <w:p>
       <w:pPr>
@@ -4536,13 +4536,13 @@
         </w:numPr>
         <w:ind w:left="432"/>
       </w:pPr>
-      <w:bookmarkStart w:id="0" w:name="_Toc239169405"/>
-      <w:bookmarkStart w:id="1" w:name="_Toc239169438"/>
+      <w:bookmarkStart w:id="0" w:name="_Toc239169438"/>
+      <w:bookmarkStart w:id="1" w:name="_Toc239169405"/>
       <w:r>
         <w:lastRenderedPageBreak/>
         <w:t>Abbildungsverzeichnis</w:t>
       </w:r>
-      <w:bookmarkEnd w:id="1"/>
+      <w:bookmarkEnd w:id="0"/>
     </w:p>
     <w:p>
       <w:pPr>
@@ -6745,7 +6745,7 @@
         <w:lastRenderedPageBreak/>
         <w:t>Das Unternehmen SCHUNK</w:t>
       </w:r>
-      <w:bookmarkEnd w:id="0"/>
+      <w:bookmarkEnd w:id="1"/>
     </w:p>
     <w:p>
       <w:pPr>
@@ -7728,18 +7728,10 @@
         <w:t>Zusammenarbeit</w:t>
       </w:r>
       <w:r>
-        <w:t xml:space="preserve"> </w:t>
-      </w:r>
-      <w:proofErr w:type="gramStart"/>
-      <w:r>
-        <w:t>von Men</w:t>
-      </w:r>
-      <w:r>
-        <w:t>sch</w:t>
-      </w:r>
-      <w:proofErr w:type="gramEnd"/>
-      <w:r>
-        <w:t xml:space="preserve"> und Maschine </w:t>
+        <w:t xml:space="preserve"> von Men</w:t>
+      </w:r>
+      <w:r>
+        <w:t xml:space="preserve">sch und Maschine </w:t>
       </w:r>
       <w:r>
         <w:t xml:space="preserve">als </w:t>
@@ -10436,15 +10428,7 @@
         <w:t>ionsstraße</w:t>
       </w:r>
       <w:r>
-        <w:t xml:space="preserve">. Damit </w:t>
-      </w:r>
-      <w:proofErr w:type="gramStart"/>
-      <w:r>
-        <w:t>die Nutzen</w:t>
-      </w:r>
-      <w:proofErr w:type="gramEnd"/>
-      <w:r>
-        <w:t xml:space="preserve"> nicht durch die </w:t>
+        <w:t xml:space="preserve">. Damit die Nutzen nicht durch die </w:t>
       </w:r>
       <w:r>
         <w:t>Maschine</w:t>
@@ -11859,21 +11843,13 @@
         <w:t>von</w:t>
       </w:r>
       <w:r>
-        <w:t xml:space="preserve"> wo </w:t>
-      </w:r>
-      <w:proofErr w:type="gramStart"/>
-      <w:r>
-        <w:t>aus</w:t>
+        <w:t xml:space="preserve"> wo aus</w:t>
       </w:r>
       <w:r>
         <w:t xml:space="preserve"> </w:t>
       </w:r>
       <w:r>
-        <w:t>das Werkstück</w:t>
-      </w:r>
-      <w:proofErr w:type="gramEnd"/>
-      <w:r>
-        <w:t xml:space="preserve"> bemaß</w:t>
+        <w:t>das Werkstück bemaß</w:t>
       </w:r>
       <w:r>
         <w:t>t</w:t>
@@ -14701,7 +14677,7 @@
           <w:noProof/>
         </w:rPr>
         <w:drawing>
-          <wp:anchor distT="0" distB="0" distL="114300" distR="114300" simplePos="0" relativeHeight="251658240" behindDoc="0" locked="0" layoutInCell="1" allowOverlap="1" wp14:anchorId="03F96F07" wp14:editId="3B0E978B">
+          <wp:anchor distT="0" distB="0" distL="114300" distR="114300" simplePos="0" relativeHeight="251658240" behindDoc="0" locked="0" layoutInCell="1" allowOverlap="1" wp14:anchorId="03F96F07" wp14:editId="56494F6D">
             <wp:simplePos x="0" y="0"/>
             <wp:positionH relativeFrom="margin">
               <wp:align>right</wp:align>
@@ -15126,7 +15102,6 @@
       <w:r>
         <w:t xml:space="preserve">das </w:t>
       </w:r>
-      <w:proofErr w:type="gramStart"/>
       <w:r>
         <w:t>zu messende Poten</w:t>
       </w:r>
@@ -15136,7 +15111,6 @@
       <w:r>
         <w:t>ial</w:t>
       </w:r>
-      <w:proofErr w:type="gramEnd"/>
       <w:r>
         <w:t>.</w:t>
       </w:r>
@@ -15159,16 +15133,11 @@
         <w:t>fließt, daher benötigt man bei einer Strommessung auch beide</w:t>
       </w:r>
       <w:r>
-        <w:t xml:space="preserve"> Anschlüsse. Den Anschluss für das </w:t>
-      </w:r>
-      <w:proofErr w:type="gramStart"/>
-      <w:r>
-        <w:t xml:space="preserve">zu messende </w:t>
+        <w:t xml:space="preserve"> Anschlüsse. Den Anschluss für das zu messende </w:t>
       </w:r>
       <w:r>
         <w:t>Signal</w:t>
       </w:r>
-      <w:proofErr w:type="gramEnd"/>
       <w:r>
         <w:t xml:space="preserve"> wählt man in Abhängigkeit des Mes</w:t>
       </w:r>
@@ -18390,18 +18359,10 @@
         <w:t>Eine hohe Zeitkonstante</w:t>
       </w:r>
       <w:r>
-        <w:t xml:space="preserve"> bedeutet eine hohe Trägheit und eine lange Zeit </w:t>
-      </w:r>
-      <w:proofErr w:type="gramStart"/>
-      <w:r>
-        <w:t xml:space="preserve">bis </w:t>
-      </w:r>
-      <w:r>
-        <w:t>der Motor</w:t>
-      </w:r>
-      <w:proofErr w:type="gramEnd"/>
-      <w:r>
-        <w:t xml:space="preserve"> </w:t>
+        <w:t xml:space="preserve"> bedeutet eine hohe Trägheit und eine lange Zeit bis </w:t>
+      </w:r>
+      <w:r>
+        <w:t xml:space="preserve">der Motor </w:t>
       </w:r>
       <w:r>
         <w:t>s</w:t>
@@ -18474,13 +18435,8 @@
       <w:r>
         <w:t xml:space="preserve"> </w:t>
       </w:r>
-      <w:proofErr w:type="gramStart"/>
-      <w:r>
-        <w:t>den Graph</w:t>
-      </w:r>
-      <w:proofErr w:type="gramEnd"/>
-      <w:r>
-        <w:t xml:space="preserve"> annähernd durch </w:t>
+      <w:r>
+        <w:t xml:space="preserve">den Graph annähernd durch </w:t>
       </w:r>
       <w:r>
         <w:t xml:space="preserve">solch eine Funktion </w:t>
@@ -19792,7 +19748,13 @@
         <w:t xml:space="preserve"> </w:t>
       </w:r>
       <w:r>
-        <w:t>mit dem Kistler Kraftmessring</w:t>
+        <w:t xml:space="preserve">mit dem </w:t>
+      </w:r>
+      <w:r>
+        <w:t xml:space="preserve">piezoelektrischen </w:t>
+      </w:r>
+      <w:r>
+        <w:t>Kistler Kraftmessring</w:t>
       </w:r>
       <w:r>
         <w:t xml:space="preserve"> 9102C </w:t>
@@ -19840,11 +19802,11 @@
         <w:t xml:space="preserve"> und zum Auslesen der Sensordaten</w:t>
       </w:r>
       <w:r>
-        <w:t xml:space="preserve">, der Position und der </w:t>
+        <w:t xml:space="preserve">, der </w:t>
       </w:r>
       <w:r>
         <w:lastRenderedPageBreak/>
-        <w:t xml:space="preserve">Bedienung ein eigenes </w:t>
+        <w:t xml:space="preserve">Position und der Bedienung ein eigenes </w:t>
       </w:r>
       <w:r>
         <w:t xml:space="preserve">Programm in </w:t>
@@ -19969,6 +19931,193 @@
       <w:pPr>
         <w:pStyle w:val="berschrift2"/>
       </w:pPr>
+      <w:r>
+        <w:t>Erläuterungen zum Vorgehen</w:t>
+      </w:r>
+    </w:p>
+    <w:p>
+      <w:r>
+        <w:t xml:space="preserve">Im folgenden Unterkapitel wird beschrieben, wie man </w:t>
+      </w:r>
+      <w:r>
+        <w:t>auf di</w:t>
+      </w:r>
+      <w:r>
+        <w:t>e Messfälle kommt. Die acht Messfälle b</w:t>
+      </w:r>
+      <w:r>
+        <w:t>ilden sich aus drei Parametern, die jeweils zwei Zustände erreichen können</w:t>
+      </w:r>
+      <w:r>
+        <w:t>:</w:t>
+      </w:r>
+    </w:p>
+    <w:p>
+      <w:pPr>
+        <w:pStyle w:val="Listenabsatz"/>
+        <w:numPr>
+          <w:ilvl w:val="0"/>
+          <w:numId w:val="21"/>
+        </w:numPr>
+      </w:pPr>
+      <w:r>
+        <w:t>Position:</w:t>
+      </w:r>
+    </w:p>
+    <w:p>
+      <w:pPr>
+        <w:pStyle w:val="Listenabsatz"/>
+      </w:pPr>
+      <w:r>
+        <w:t xml:space="preserve">Die Position soll bei allen </w:t>
+      </w:r>
+      <w:r>
+        <w:t>Motoren im Versuch die gleiche sein, um sie miteinander vergleichen zu können. Dahe</w:t>
+      </w:r>
+      <w:r>
+        <w:t xml:space="preserve">r muss man </w:t>
+      </w:r>
+      <w:r>
+        <w:t>die Position</w:t>
+      </w:r>
+      <w:r>
+        <w:t xml:space="preserve"> </w:t>
+      </w:r>
+      <w:r>
+        <w:t>in</w:t>
+      </w:r>
+      <w:r>
+        <w:t xml:space="preserve"> Inkremente</w:t>
+      </w:r>
+      <w:r>
+        <w:t>n</w:t>
+      </w:r>
+      <w:r>
+        <w:t xml:space="preserve"> in </w:t>
+      </w:r>
+      <w:r>
+        <w:t>eine Position in vollständigen Umdrehungen umrechnen</w:t>
+      </w:r>
+      <w:r>
+        <w:t xml:space="preserve">. Um die Werte der einzelnen Positionen </w:t>
+      </w:r>
+      <w:r>
+        <w:t xml:space="preserve">zu ermitteln, </w:t>
+      </w:r>
+      <w:r>
+        <w:t xml:space="preserve">dreht wird der Antrieb des Nullpunktspannsystems händisch </w:t>
+      </w:r>
+      <w:r>
+        <w:t>von Endanschlag zu Endanschlag gedreht</w:t>
+      </w:r>
+      <w:r>
+        <w:t xml:space="preserve"> (Geöffnet, Geschlossen)</w:t>
+      </w:r>
+      <w:r>
+        <w:t>.</w:t>
+      </w:r>
+      <w:r>
+        <w:t xml:space="preserve"> Möchte man die Zwischenpositionen</w:t>
+      </w:r>
+      <w:r>
+        <w:t xml:space="preserve">, dreht man diesen Abtrieb </w:t>
+      </w:r>
+      <w:r>
+        <w:t>so weit</w:t>
+      </w:r>
+      <w:r>
+        <w:t xml:space="preserve"> zu</w:t>
+      </w:r>
+      <w:r>
+        <w:t>, dass entweder der Spannbolzen</w:t>
+      </w:r>
+      <w:r>
+        <w:t xml:space="preserve"> sich</w:t>
+      </w:r>
+      <w:r>
+        <w:t xml:space="preserve"> gerade </w:t>
+      </w:r>
+      <w:r>
+        <w:t>noch,</w:t>
+      </w:r>
+      <w:r>
+        <w:t xml:space="preserve"> ohne zu verhaken</w:t>
+      </w:r>
+      <w:r>
+        <w:t xml:space="preserve"> entnehmen lässt</w:t>
+      </w:r>
+      <w:r>
+        <w:t xml:space="preserve"> (Wechsel) oder man mit eingesetzte</w:t>
+      </w:r>
+      <w:r>
+        <w:t xml:space="preserve">r Messglocke die geforderte Spannkraft </w:t>
+      </w:r>
+      <w:r>
+        <w:t>erreicht (</w:t>
+      </w:r>
+      <w:r>
+        <w:t>Gespannt).</w:t>
+      </w:r>
+    </w:p>
+    <w:p>
+      <w:pPr>
+        <w:pStyle w:val="Listenabsatz"/>
+        <w:numPr>
+          <w:ilvl w:val="0"/>
+          <w:numId w:val="21"/>
+        </w:numPr>
+      </w:pPr>
+      <w:r>
+        <w:t>Drehzahl:</w:t>
+      </w:r>
+    </w:p>
+    <w:p>
+      <w:pPr>
+        <w:pStyle w:val="Listenabsatz"/>
+      </w:pPr>
+      <w:r>
+        <w:t>Die Drehza</w:t>
+      </w:r>
+      <w:r>
+        <w:t xml:space="preserve">hlen wurden so gewählt, dass </w:t>
+      </w:r>
+      <w:r>
+        <w:t xml:space="preserve">sie von den Motoren erreicht werden und </w:t>
+      </w:r>
+      <w:r>
+        <w:t xml:space="preserve">das Nullpunktspannsystem innerhalb von </w:t>
+      </w:r>
+      <w:r>
+        <w:t>rund drei Sekunden ver</w:t>
+      </w:r>
+      <w:r>
+        <w:t>fährt</w:t>
+      </w:r>
+      <w:r>
+        <w:t>.</w:t>
+      </w:r>
+    </w:p>
+    <w:p>
+      <w:pPr>
+        <w:pStyle w:val="Listenabsatz"/>
+        <w:numPr>
+          <w:ilvl w:val="0"/>
+          <w:numId w:val="21"/>
+        </w:numPr>
+      </w:pPr>
+      <w:r>
+        <w:t>Bremsbeschleunigung:</w:t>
+      </w:r>
+    </w:p>
+    <w:p>
+      <w:pPr>
+        <w:pStyle w:val="Listenabsatz"/>
+      </w:pPr>
+    </w:p>
+    <w:p>
+      <w:pPr>
+        <w:pStyle w:val="berschrift2"/>
+      </w:pPr>
       <w:bookmarkStart w:id="63" w:name="_Toc239169433"/>
       <w:r>
         <w:t>Durchführung</w:t>
@@ -19980,201 +20129,192 @@
         <w:t>Nachdem das Nullpunktspannsystem</w:t>
       </w:r>
       <w:r>
-        <w:t xml:space="preserve"> und der </w:t>
-      </w:r>
-      <w:proofErr w:type="gramStart"/>
-      <w:r>
-        <w:t>zu testende Motor</w:t>
-      </w:r>
-      <w:proofErr w:type="gramEnd"/>
+        <w:t xml:space="preserve"> und der zu testende Motor </w:t>
+      </w:r>
+      <w:r>
+        <w:t xml:space="preserve">in der Vorrichtung platziert wurden, </w:t>
+      </w:r>
+      <w:r>
+        <w:t>legt man an die Motorsteuerung die Betriebsspannung des Motors an</w:t>
+      </w:r>
+      <w:r>
+        <w:t xml:space="preserve">, </w:t>
+      </w:r>
+      <w:r>
+        <w:t>hinterlegt</w:t>
+      </w:r>
+      <w:r>
+        <w:t xml:space="preserve"> die Kennwerte des Motors in d</w:t>
+      </w:r>
+      <w:r>
+        <w:t>e</w:t>
+      </w:r>
+      <w:r>
+        <w:t>r</w:t>
+      </w:r>
+      <w:r>
+        <w:t xml:space="preserve"> Software der Steuerung</w:t>
+      </w:r>
+      <w:r>
+        <w:t xml:space="preserve"> und</w:t>
+      </w:r>
       <w:r>
         <w:t xml:space="preserve"> </w:t>
       </w:r>
       <w:r>
-        <w:t xml:space="preserve">in der Vorrichtung platziert wurden, </w:t>
-      </w:r>
-      <w:r>
-        <w:t>legt man an die Motorsteuerung die Betriebsspannung des Motors an</w:t>
-      </w:r>
-      <w:r>
-        <w:t xml:space="preserve">, </w:t>
-      </w:r>
-      <w:r>
-        <w:t>hinterlegt</w:t>
-      </w:r>
-      <w:r>
-        <w:t xml:space="preserve"> die Kennwerte des Motors in d</w:t>
-      </w:r>
-      <w:r>
-        <w:t>e</w:t>
-      </w:r>
-      <w:r>
-        <w:t>r</w:t>
-      </w:r>
-      <w:r>
-        <w:t xml:space="preserve"> Software der Steuerung</w:t>
-      </w:r>
-      <w:r>
-        <w:t xml:space="preserve"> und</w:t>
+        <w:t>s</w:t>
+      </w:r>
+      <w:r>
+        <w:t xml:space="preserve">tartet das </w:t>
+      </w:r>
+      <w:r>
+        <w:t>Python-</w:t>
+      </w:r>
+      <w:r>
+        <w:t xml:space="preserve">Programm in einer dafür geeigneten Programmierumgebung. </w:t>
+      </w:r>
+      <w:r>
+        <w:t xml:space="preserve">Dort </w:t>
+      </w:r>
+      <w:r>
+        <w:t>gibt man Motor, Position der Spann</w:t>
+      </w:r>
+      <w:r>
+        <w:t>schieber</w:t>
+      </w:r>
+      <w:r>
+        <w:t xml:space="preserve">, Drehzahl und </w:t>
+      </w:r>
+      <w:r>
+        <w:t xml:space="preserve">die positive / negative </w:t>
+      </w:r>
+      <w:r>
+        <w:lastRenderedPageBreak/>
+        <w:t xml:space="preserve">Beschleunigung an. Danach kann man </w:t>
+      </w:r>
+      <w:r>
+        <w:t>durch Klicken</w:t>
+      </w:r>
+      <w:r>
+        <w:t xml:space="preserve"> auf eine</w:t>
+      </w:r>
+      <w:r>
+        <w:t>n</w:t>
+      </w:r>
+      <w:r>
+        <w:t xml:space="preserve"> der angezeigten Button</w:t>
+      </w:r>
+      <w:r>
+        <w:t>s</w:t>
+      </w:r>
+      <w:r>
+        <w:t xml:space="preserve"> die Spannschieber</w:t>
+      </w:r>
+      <w:r>
+        <w:t xml:space="preserve"> an die programmierten Positionen</w:t>
+      </w:r>
+      <w:r>
+        <w:t xml:space="preserve"> verfahren. Die Messung der Einzugskraft </w:t>
+      </w:r>
+      <w:r>
+        <w:t>erfolgt nur wä</w:t>
+      </w:r>
+      <w:r>
+        <w:t>h</w:t>
+      </w:r>
+      <w:r>
+        <w:t>rend de</w:t>
+      </w:r>
+      <w:r>
+        <w:t xml:space="preserve">s Spannprozesses. Nach einer </w:t>
+      </w:r>
+      <w:r>
+        <w:t>Wartez</w:t>
+      </w:r>
+      <w:r>
+        <w:t xml:space="preserve">eit von </w:t>
+      </w:r>
+      <w:r>
+        <w:t>zehn Sekunden</w:t>
+      </w:r>
+      <w:r>
+        <w:t xml:space="preserve"> nach Stillstand der Spannschieber endet die Spannkraftmessung und die Spannschieber fahren wieder auf die Wechsel-Position</w:t>
+      </w:r>
+      <w:r>
+        <w:t>.</w:t>
+      </w:r>
+      <w:r>
+        <w:t xml:space="preserve"> Anschließend wird </w:t>
+      </w:r>
+      <w:r>
+        <w:t xml:space="preserve">noch zwei weitere Male gespannt, um </w:t>
+      </w:r>
+      <w:r>
+        <w:t xml:space="preserve">mögliche </w:t>
+      </w:r>
+      <w:r>
+        <w:t xml:space="preserve">Abweichungen vom </w:t>
+      </w:r>
+      <w:r>
+        <w:t>ersten Messwert</w:t>
       </w:r>
       <w:r>
         <w:t xml:space="preserve"> </w:t>
       </w:r>
       <w:r>
-        <w:t>s</w:t>
-      </w:r>
-      <w:r>
-        <w:t xml:space="preserve">tartet das </w:t>
-      </w:r>
-      <w:r>
-        <w:t>Python-</w:t>
-      </w:r>
-      <w:r>
-        <w:t xml:space="preserve">Programm in einer dafür geeigneten Programmierumgebung. </w:t>
-      </w:r>
-      <w:r>
-        <w:t xml:space="preserve">Dort </w:t>
-      </w:r>
-      <w:r>
-        <w:t>gibt man Motor, Position der Spann</w:t>
-      </w:r>
-      <w:r>
-        <w:t>schieber</w:t>
-      </w:r>
-      <w:r>
-        <w:t xml:space="preserve">, Drehzahl und </w:t>
-      </w:r>
-      <w:r>
-        <w:t xml:space="preserve">die positive / negative Beschleunigung an. Danach kann man </w:t>
-      </w:r>
-      <w:r>
-        <w:t>durch Klicken</w:t>
-      </w:r>
-      <w:r>
-        <w:t xml:space="preserve"> auf eine</w:t>
-      </w:r>
-      <w:r>
-        <w:t>n</w:t>
-      </w:r>
-      <w:r>
-        <w:t xml:space="preserve"> der angezeigten Button</w:t>
-      </w:r>
-      <w:r>
-        <w:t>s</w:t>
-      </w:r>
-      <w:r>
-        <w:t xml:space="preserve"> die Spannschieber</w:t>
-      </w:r>
-      <w:r>
-        <w:t xml:space="preserve"> an die programmierten Positionen</w:t>
-      </w:r>
-      <w:r>
-        <w:t xml:space="preserve"> verfahren. Die Messung der Einzugskraft </w:t>
-      </w:r>
-      <w:r>
-        <w:t>erfolgt nur wä</w:t>
-      </w:r>
-      <w:r>
-        <w:t>h</w:t>
-      </w:r>
-      <w:r>
-        <w:t>rend de</w:t>
-      </w:r>
-      <w:r>
-        <w:t xml:space="preserve">s Spannprozesses. Nach einer </w:t>
-      </w:r>
-      <w:r>
-        <w:t>Wartez</w:t>
-      </w:r>
-      <w:r>
-        <w:t xml:space="preserve">eit von </w:t>
-      </w:r>
-      <w:r>
-        <w:t>zehn Sekunden</w:t>
-      </w:r>
-      <w:r>
-        <w:t xml:space="preserve"> nach Stillstand der Spannschieber endet die Spannkraftmessung und die Spannschieber fahren wieder auf die Wechsel-Position</w:t>
+        <w:t>auszuschließen.</w:t>
+      </w:r>
+      <w:r>
+        <w:t xml:space="preserve"> </w:t>
+      </w:r>
+      <w:r>
+        <w:t xml:space="preserve">Nach </w:t>
+      </w:r>
+      <w:r>
+        <w:t xml:space="preserve">jeder Messung wird die Betriebsspannung </w:t>
+      </w:r>
+      <w:r>
+        <w:t xml:space="preserve">abgeschaltet, um </w:t>
+      </w:r>
+      <w:r>
+        <w:t xml:space="preserve">jede Messung unter den gleichen Voraussetzungen durchzuführen. </w:t>
+      </w:r>
+      <w:r>
+        <w:t>Damit</w:t>
+      </w:r>
+      <w:r>
+        <w:t xml:space="preserve"> </w:t>
+      </w:r>
+      <w:r>
+        <w:t xml:space="preserve">die Einflüsse der jeweiligen Eingabeparameter </w:t>
+      </w:r>
+      <w:r>
+        <w:t>getestet werden</w:t>
+      </w:r>
+      <w:r>
+        <w:t>, durchläuft</w:t>
+      </w:r>
+      <w:r>
+        <w:t xml:space="preserve"> jeder Motor m</w:t>
+      </w:r>
+      <w:r>
+        <w:t xml:space="preserve">ehrmals </w:t>
+      </w:r>
+      <w:r>
+        <w:t xml:space="preserve">mit geänderten Parametern </w:t>
+      </w:r>
+      <w:r>
+        <w:t>diesen Prozess</w:t>
       </w:r>
       <w:r>
         <w:t>.</w:t>
       </w:r>
       <w:r>
-        <w:t xml:space="preserve"> Anschließend wird </w:t>
-      </w:r>
-      <w:r>
-        <w:t xml:space="preserve">noch zwei weitere Male gespannt, um </w:t>
-      </w:r>
-      <w:r>
-        <w:t xml:space="preserve">mögliche </w:t>
-      </w:r>
-      <w:r>
-        <w:t xml:space="preserve">Abweichungen vom </w:t>
-      </w:r>
-      <w:r>
-        <w:t>ersten Messwert</w:t>
-      </w:r>
-      <w:r>
-        <w:t xml:space="preserve"> </w:t>
-      </w:r>
-      <w:r>
-        <w:t>auszuschließen.</w:t>
-      </w:r>
-      <w:r>
-        <w:t xml:space="preserve"> </w:t>
-      </w:r>
-      <w:r>
-        <w:t xml:space="preserve">Nach </w:t>
-      </w:r>
-      <w:r>
-        <w:t xml:space="preserve">jeder Messung wird die Betriebsspannung </w:t>
-      </w:r>
-      <w:r>
-        <w:t xml:space="preserve">abgeschaltet, um </w:t>
-      </w:r>
-      <w:r>
-        <w:t xml:space="preserve">jede Messung unter den gleichen Voraussetzungen durchzuführen. </w:t>
-      </w:r>
-      <w:r>
-        <w:t>Damit</w:t>
-      </w:r>
-      <w:r>
-        <w:t xml:space="preserve"> </w:t>
-      </w:r>
-      <w:r>
-        <w:t xml:space="preserve">die Einflüsse der jeweiligen Eingabeparameter </w:t>
-      </w:r>
-      <w:r>
-        <w:t>getestet werden</w:t>
-      </w:r>
-      <w:r>
-        <w:t>, durchläuft</w:t>
-      </w:r>
-      <w:r>
-        <w:t xml:space="preserve"> jeder Motor m</w:t>
-      </w:r>
-      <w:r>
-        <w:t xml:space="preserve">ehrmals </w:t>
-      </w:r>
-      <w:r>
-        <w:t xml:space="preserve">mit geänderten Parametern </w:t>
-      </w:r>
-      <w:r>
-        <w:t>diesen Prozess</w:t>
-      </w:r>
-      <w:r>
-        <w:t>.</w:t>
-      </w:r>
-      <w:r>
-        <w:t xml:space="preserve"> Getestet </w:t>
-      </w:r>
-      <w:proofErr w:type="gramStart"/>
-      <w:r>
-        <w:t>w</w:t>
+        <w:t xml:space="preserve"> Getestet w</w:t>
       </w:r>
       <w:r>
         <w:t>erden</w:t>
       </w:r>
-      <w:proofErr w:type="gramEnd"/>
       <w:r>
         <w:t xml:space="preserve"> der Einfluss des </w:t>
       </w:r>
@@ -20657,7 +20797,6 @@
           </w:tcPr>
           <w:p>
             <w:r>
-              <w:lastRenderedPageBreak/>
               <w:t>3</w:t>
             </w:r>
           </w:p>
@@ -21093,6 +21232,7 @@
         <w:rPr>
           <w:noProof/>
         </w:rPr>
+        <w:lastRenderedPageBreak/>
         <w:drawing>
           <wp:inline distT="0" distB="0" distL="0" distR="0" wp14:anchorId="36F707EE" wp14:editId="7854BAC9">
             <wp:extent cx="5486400" cy="3200400"/>
@@ -21692,7 +21832,6 @@
           </w:tcPr>
           <w:p>
             <w:r>
-              <w:lastRenderedPageBreak/>
               <w:t>4</w:t>
             </w:r>
           </w:p>
@@ -22056,6 +22195,7 @@
         <w:rPr>
           <w:noProof/>
         </w:rPr>
+        <w:lastRenderedPageBreak/>
         <w:drawing>
           <wp:inline distT="0" distB="0" distL="0" distR="0" wp14:anchorId="34B559A8" wp14:editId="7DDB0D3E">
             <wp:extent cx="5486400" cy="3200400"/>
@@ -22636,7 +22776,6 @@
           </w:tcPr>
           <w:p>
             <w:r>
-              <w:lastRenderedPageBreak/>
               <w:t>4</w:t>
             </w:r>
           </w:p>
@@ -23000,6 +23139,7 @@
         <w:rPr>
           <w:noProof/>
         </w:rPr>
+        <w:lastRenderedPageBreak/>
         <w:drawing>
           <wp:inline distT="0" distB="0" distL="0" distR="0" wp14:anchorId="5275DD06" wp14:editId="21322C91">
             <wp:extent cx="5486400" cy="3200400"/>
@@ -23205,114 +23345,114 @@
         <w:t xml:space="preserve">Differenz der </w:t>
       </w:r>
       <w:r>
+        <w:t>Spannkr</w:t>
+      </w:r>
+      <w:r>
+        <w:t>ä</w:t>
+      </w:r>
+      <w:r>
+        <w:t>ft</w:t>
+      </w:r>
+      <w:r>
+        <w:t>e</w:t>
+      </w:r>
+      <w:r>
+        <w:t xml:space="preserve"> </w:t>
+      </w:r>
+      <w:r>
+        <w:t xml:space="preserve">des Nullpunktspannsystems kleiner als </w:t>
+      </w:r>
+      <w:r>
+        <w:t>0,</w:t>
+      </w:r>
+      <w:r>
+        <w:t>4</w:t>
+      </w:r>
+      <w:r>
+        <w:t xml:space="preserve">kN </w:t>
+      </w:r>
+      <w:r>
+        <w:t xml:space="preserve">zur </w:t>
+      </w:r>
+      <w:r>
+        <w:t>Spannkraft de</w:t>
+      </w:r>
+      <w:r>
+        <w:t>s</w:t>
+      </w:r>
+      <w:r>
+        <w:t xml:space="preserve"> Referenzmotor</w:t>
+      </w:r>
+      <w:r>
+        <w:t>s</w:t>
+      </w:r>
+      <w:r>
+        <w:t xml:space="preserve"> haben möchte,</w:t>
+      </w:r>
+      <w:r>
+        <w:t xml:space="preserve"> </w:t>
+      </w:r>
+      <w:r>
+        <w:t xml:space="preserve">muss man </w:t>
+      </w:r>
+      <w:r>
+        <w:t xml:space="preserve">die </w:t>
+      </w:r>
+      <w:r>
+        <w:t xml:space="preserve">Position der </w:t>
+      </w:r>
+      <w:r>
+        <w:t>Motoren</w:t>
+      </w:r>
+      <w:r>
+        <w:t xml:space="preserve"> über Zwischenschritte innerhalb einer Umdrehung ansteuern</w:t>
+      </w:r>
+      <w:r>
+        <w:t xml:space="preserve">. </w:t>
+      </w:r>
+      <w:r>
+        <w:t>M</w:t>
+      </w:r>
+      <w:r>
+        <w:t xml:space="preserve">an muss die Umdrehungen in </w:t>
+      </w:r>
+      <w:r>
+        <w:t>kleinere Schritte umrechnen</w:t>
+      </w:r>
+      <w:r>
+        <w:t xml:space="preserve">, </w:t>
+      </w:r>
+      <w:r>
+        <w:t>die mit den Impulsen der Hall-Sensoren zusammenhäng</w:t>
+      </w:r>
+      <w:r>
+        <w:t xml:space="preserve">en. </w:t>
+      </w:r>
+      <w:r>
+        <w:t>Um diesen</w:t>
+      </w:r>
+      <w:r>
+        <w:t xml:space="preserve"> Umrechnungsfaktor zu bestimmen,</w:t>
+      </w:r>
+      <w:r>
+        <w:t xml:space="preserve"> </w:t>
+      </w:r>
+      <w:r>
+        <w:t>ermittelt man die Polpaarzahl</w:t>
+      </w:r>
+      <w:r>
+        <w:t>,</w:t>
+      </w:r>
+      <w:r>
+        <w:t xml:space="preserve"> multipliziert sie mit der Anzahl der Hallsensoren und </w:t>
+      </w:r>
+      <w:r>
+        <w:t>verdoppelt diesen Wert.</w:t>
+      </w:r>
+    </w:p>
+    <w:p>
+      <w:r>
         <w:lastRenderedPageBreak/>
-        <w:t>Spannkr</w:t>
-      </w:r>
-      <w:r>
-        <w:t>ä</w:t>
-      </w:r>
-      <w:r>
-        <w:t>ft</w:t>
-      </w:r>
-      <w:r>
-        <w:t>e</w:t>
-      </w:r>
-      <w:r>
-        <w:t xml:space="preserve"> </w:t>
-      </w:r>
-      <w:r>
-        <w:t xml:space="preserve">des Nullpunktspannsystems kleiner als </w:t>
-      </w:r>
-      <w:r>
-        <w:t>0,</w:t>
-      </w:r>
-      <w:r>
-        <w:t>4</w:t>
-      </w:r>
-      <w:r>
-        <w:t xml:space="preserve">kN </w:t>
-      </w:r>
-      <w:r>
-        <w:t xml:space="preserve">zur </w:t>
-      </w:r>
-      <w:r>
-        <w:t>Spannkraft de</w:t>
-      </w:r>
-      <w:r>
-        <w:t>s</w:t>
-      </w:r>
-      <w:r>
-        <w:t xml:space="preserve"> Referenzmotor</w:t>
-      </w:r>
-      <w:r>
-        <w:t>s</w:t>
-      </w:r>
-      <w:r>
-        <w:t xml:space="preserve"> haben möchte,</w:t>
-      </w:r>
-      <w:r>
-        <w:t xml:space="preserve"> </w:t>
-      </w:r>
-      <w:r>
-        <w:t xml:space="preserve">muss man </w:t>
-      </w:r>
-      <w:r>
-        <w:t xml:space="preserve">die </w:t>
-      </w:r>
-      <w:r>
-        <w:t xml:space="preserve">Position der </w:t>
-      </w:r>
-      <w:r>
-        <w:t>Motoren</w:t>
-      </w:r>
-      <w:r>
-        <w:t xml:space="preserve"> über Zwischenschritte innerhalb einer Umdrehung ansteuern</w:t>
-      </w:r>
-      <w:r>
-        <w:t xml:space="preserve">. </w:t>
-      </w:r>
-      <w:r>
-        <w:t>M</w:t>
-      </w:r>
-      <w:r>
-        <w:t xml:space="preserve">an muss die Umdrehungen in </w:t>
-      </w:r>
-      <w:r>
-        <w:t>kleinere Schritte umrechnen</w:t>
-      </w:r>
-      <w:r>
-        <w:t xml:space="preserve">, </w:t>
-      </w:r>
-      <w:r>
-        <w:t>die mit den Impulsen der Hall-Sensoren zusammenhäng</w:t>
-      </w:r>
-      <w:r>
-        <w:t xml:space="preserve">en. </w:t>
-      </w:r>
-      <w:r>
-        <w:t>Um diesen</w:t>
-      </w:r>
-      <w:r>
-        <w:t xml:space="preserve"> Umrechnungsfaktor zu bestimmen,</w:t>
-      </w:r>
-      <w:r>
-        <w:t xml:space="preserve"> </w:t>
-      </w:r>
-      <w:r>
-        <w:t>ermittelt man die Polpaarzahl</w:t>
-      </w:r>
-      <w:r>
-        <w:t>,</w:t>
-      </w:r>
-      <w:r>
-        <w:t xml:space="preserve"> multipliziert sie mit der Anzahl der Hallsensoren und </w:t>
-      </w:r>
-      <w:r>
-        <w:t>verdoppelt diesen Wert.</w:t>
-      </w:r>
-    </w:p>
-    <w:p>
-      <w:r>
         <w:t xml:space="preserve">Wenn man sich </w:t>
       </w:r>
       <w:r>
@@ -26595,7 +26735,7 @@
 </file>
 
 <file path=word/endnotes.xml><?xml version="1.0" encoding="utf-8"?>
-<w:endnotes xmlns:wpc="http://schemas.microsoft.com/office/word/2010/wordprocessingCanvas" xmlns:cx="http://schemas.microsoft.com/office/drawing/2014/chartex" xmlns:cx1="http://schemas.microsoft.com/office/drawing/2015/9/8/chartex" xmlns:cx2="http://schemas.microsoft.com/office/drawing/2015/10/21/chartex" xmlns:cx3="http://schemas.microsoft.com/office/drawing/2016/5/9/chartex" xmlns:cx4="http://schemas.microsoft.com/office/drawing/2016/5/10/chartex" xmlns:cx5="http://schemas.microsoft.com/office/drawing/2016/5/11/chartex" xmlns:cx6="http://schemas.microsoft.com/office/drawing/2016/5/12/chartex" xmlns:cx7="http://schemas.microsoft.com/office/drawing/2016/5/13/chartex" xmlns:cx8="http://schemas.microsoft.com/office/drawing/2016/5/14/chartex" xmlns:mc="http://schemas.openxmlformats.org/markup-compatibility/2006" xmlns:aink="http://schemas.microsoft.com/office/drawing/2016/ink" xmlns:am3d="http://schemas.microsoft.com/office/drawing/2017/model3d" xmlns:o="urn:schemas-microsoft-com:office:office" xmlns:oel="http://schemas.microsoft.com/office/2019/extlst" xmlns:r="http://schemas.openxmlformats.org/officeDocument/2006/relationships" xmlns:m="http://schemas.openxmlformats.org/officeDocument/2006/math" xmlns:v="urn:schemas-microsoft-com:vml" xmlns:wp14="http://schemas.microsoft.com/office/word/2010/wordprocessingDrawing" xmlns:wp="http://schemas.openxmlformats.org/drawingml/2006/wordprocessingDrawing" xmlns:w10="urn:schemas-microsoft-com:office:word" xmlns:w="http://schemas.openxmlformats.org/wordprocessingml/2006/main" xmlns:w14="http://schemas.microsoft.com/office/word/2010/wordml" xmlns:w15="http://schemas.microsoft.com/office/word/2012/wordml" xmlns:w16cei="http://schemas.microsoft.com/office/word/2026/wordml/cei" xmlns:w16cex="http://schemas.microsoft.com/office/word/2018/wordml/cex" xmlns:w16cid="http://schemas.microsoft.com/office/word/2016/wordml/cid" xmlns:w16="http://schemas.microsoft.com/office/word/2018/wordml" xmlns:w16du="http://schemas.microsoft.com/office/word/2023/wordml/word16du" xmlns:w16sdtdh="http://schemas.microsoft.com/office/word/2020/wordml/sdtdatahash" xmlns:w16sdtfl="http://schemas.microsoft.com/office/word/2024/wordml/sdtformatlock" xmlns:w16se="http://schemas.microsoft.com/office/word/2015/wordml/symex" xmlns:wpg="http://schemas.microsoft.com/office/word/2010/wordprocessingGroup" xmlns:wpi="http://schemas.microsoft.com/office/word/2010/wordprocessingInk" xmlns:wne="http://schemas.microsoft.com/office/word/2006/wordml" xmlns:wps="http://schemas.microsoft.com/office/word/2010/wordprocessingShape" mc:Ignorable="w14 w15 w16se w16cid w16 w16cex w16sdtdh w16sdtfl w16du wp14">
+<w:endnotes xmlns:wpc="http://schemas.microsoft.com/office/word/2010/wordprocessingCanvas" xmlns:cx="http://schemas.microsoft.com/office/drawing/2014/chartex" xmlns:cx1="http://schemas.microsoft.com/office/drawing/2015/9/8/chartex" xmlns:cx2="http://schemas.microsoft.com/office/drawing/2015/10/21/chartex" xmlns:cx3="http://schemas.microsoft.com/office/drawing/2016/5/9/chartex" xmlns:cx4="http://schemas.microsoft.com/office/drawing/2016/5/10/chartex" xmlns:cx5="http://schemas.microsoft.com/office/drawing/2016/5/11/chartex" xmlns:cx6="http://schemas.microsoft.com/office/drawing/2016/5/12/chartex" xmlns:cx7="http://schemas.microsoft.com/office/drawing/2016/5/13/chartex" xmlns:cx8="http://schemas.microsoft.com/office/drawing/2016/5/14/chartex" xmlns:mc="http://schemas.openxmlformats.org/markup-compatibility/2006" xmlns:aink="http://schemas.microsoft.com/office/drawing/2016/ink" xmlns:am3d="http://schemas.microsoft.com/office/drawing/2017/model3d" xmlns:o="urn:schemas-microsoft-com:office:office" xmlns:oel="http://schemas.microsoft.com/office/2019/extlst" xmlns:r="http://schemas.openxmlformats.org/officeDocument/2006/relationships" xmlns:m="http://schemas.openxmlformats.org/officeDocument/2006/math" xmlns:v="urn:schemas-microsoft-com:vml" xmlns:wp14="http://schemas.microsoft.com/office/word/2010/wordprocessingDrawing" xmlns:wp="http://schemas.openxmlformats.org/drawingml/2006/wordprocessingDrawing" xmlns:w10="urn:schemas-microsoft-com:office:word" xmlns:w="http://schemas.openxmlformats.org/wordprocessingml/2006/main" xmlns:w14="http://schemas.microsoft.com/office/word/2010/wordml" xmlns:w15="http://schemas.microsoft.com/office/word/2012/wordml" xmlns:w16cex="http://schemas.microsoft.com/office/word/2018/wordml/cex" xmlns:w16cid="http://schemas.microsoft.com/office/word/2016/wordml/cid" xmlns:w16="http://schemas.microsoft.com/office/word/2018/wordml" xmlns:w16du="http://schemas.microsoft.com/office/word/2023/wordml/word16du" xmlns:w16sdtdh="http://schemas.microsoft.com/office/word/2020/wordml/sdtdatahash" xmlns:w16sdtfl="http://schemas.microsoft.com/office/word/2024/wordml/sdtformatlock" xmlns:w16se="http://schemas.microsoft.com/office/word/2015/wordml/symex" xmlns:wpg="http://schemas.microsoft.com/office/word/2010/wordprocessingGroup" xmlns:wpi="http://schemas.microsoft.com/office/word/2010/wordprocessingInk" xmlns:wne="http://schemas.microsoft.com/office/word/2006/wordml" xmlns:wps="http://schemas.microsoft.com/office/word/2010/wordprocessingShape" mc:Ignorable="w14 w15 w16se w16cid w16 w16cex w16sdtdh w16sdtfl w16du wp14">
   <w:endnote w:type="separator" w:id="-1">
     <w:p>
       <w:r>
@@ -26614,7 +26754,7 @@
 </file>
 
 <file path=word/footer1.xml><?xml version="1.0" encoding="utf-8"?>
-<w:ftr xmlns:wpc="http://schemas.microsoft.com/office/word/2010/wordprocessingCanvas" xmlns:cx="http://schemas.microsoft.com/office/drawing/2014/chartex" xmlns:cx1="http://schemas.microsoft.com/office/drawing/2015/9/8/chartex" xmlns:cx2="http://schemas.microsoft.com/office/drawing/2015/10/21/chartex" xmlns:cx3="http://schemas.microsoft.com/office/drawing/2016/5/9/chartex" xmlns:cx4="http://schemas.microsoft.com/office/drawing/2016/5/10/chartex" xmlns:cx5="http://schemas.microsoft.com/office/drawing/2016/5/11/chartex" xmlns:cx6="http://schemas.microsoft.com/office/drawing/2016/5/12/chartex" xmlns:cx7="http://schemas.microsoft.com/office/drawing/2016/5/13/chartex" xmlns:cx8="http://schemas.microsoft.com/office/drawing/2016/5/14/chartex" xmlns:mc="http://schemas.openxmlformats.org/markup-compatibility/2006" xmlns:aink="http://schemas.microsoft.com/office/drawing/2016/ink" xmlns:am3d="http://schemas.microsoft.com/office/drawing/2017/model3d" xmlns:o="urn:schemas-microsoft-com:office:office" xmlns:oel="http://schemas.microsoft.com/office/2019/extlst" xmlns:r="http://schemas.openxmlformats.org/officeDocument/2006/relationships" xmlns:m="http://schemas.openxmlformats.org/officeDocument/2006/math" xmlns:v="urn:schemas-microsoft-com:vml" xmlns:wp14="http://schemas.microsoft.com/office/word/2010/wordprocessingDrawing" xmlns:wp="http://schemas.openxmlformats.org/drawingml/2006/wordprocessingDrawing" xmlns:w10="urn:schemas-microsoft-com:office:word" xmlns:w="http://schemas.openxmlformats.org/wordprocessingml/2006/main" xmlns:w14="http://schemas.microsoft.com/office/word/2010/wordml" xmlns:w15="http://schemas.microsoft.com/office/word/2012/wordml" xmlns:w16cei="http://schemas.microsoft.com/office/word/2026/wordml/cei" xmlns:w16cex="http://schemas.microsoft.com/office/word/2018/wordml/cex" xmlns:w16cid="http://schemas.microsoft.com/office/word/2016/wordml/cid" xmlns:w16="http://schemas.microsoft.com/office/word/2018/wordml" xmlns:w16du="http://schemas.microsoft.com/office/word/2023/wordml/word16du" xmlns:w16sdtdh="http://schemas.microsoft.com/office/word/2020/wordml/sdtdatahash" xmlns:w16sdtfl="http://schemas.microsoft.com/office/word/2024/wordml/sdtformatlock" xmlns:w16se="http://schemas.microsoft.com/office/word/2015/wordml/symex" xmlns:wpg="http://schemas.microsoft.com/office/word/2010/wordprocessingGroup" xmlns:wpi="http://schemas.microsoft.com/office/word/2010/wordprocessingInk" xmlns:wne="http://schemas.microsoft.com/office/word/2006/wordml" xmlns:wps="http://schemas.microsoft.com/office/word/2010/wordprocessingShape" mc:Ignorable="w14 w15 w16se w16cid w16 w16cex w16sdtdh w16sdtfl w16du wp14">
+<w:ftr xmlns:wpc="http://schemas.microsoft.com/office/word/2010/wordprocessingCanvas" xmlns:cx="http://schemas.microsoft.com/office/drawing/2014/chartex" xmlns:cx1="http://schemas.microsoft.com/office/drawing/2015/9/8/chartex" xmlns:cx2="http://schemas.microsoft.com/office/drawing/2015/10/21/chartex" xmlns:cx3="http://schemas.microsoft.com/office/drawing/2016/5/9/chartex" xmlns:cx4="http://schemas.microsoft.com/office/drawing/2016/5/10/chartex" xmlns:cx5="http://schemas.microsoft.com/office/drawing/2016/5/11/chartex" xmlns:cx6="http://schemas.microsoft.com/office/drawing/2016/5/12/chartex" xmlns:cx7="http://schemas.microsoft.com/office/drawing/2016/5/13/chartex" xmlns:cx8="http://schemas.microsoft.com/office/drawing/2016/5/14/chartex" xmlns:mc="http://schemas.openxmlformats.org/markup-compatibility/2006" xmlns:aink="http://schemas.microsoft.com/office/drawing/2016/ink" xmlns:am3d="http://schemas.microsoft.com/office/drawing/2017/model3d" xmlns:o="urn:schemas-microsoft-com:office:office" xmlns:oel="http://schemas.microsoft.com/office/2019/extlst" xmlns:r="http://schemas.openxmlformats.org/officeDocument/2006/relationships" xmlns:m="http://schemas.openxmlformats.org/officeDocument/2006/math" xmlns:v="urn:schemas-microsoft-com:vml" xmlns:wp14="http://schemas.microsoft.com/office/word/2010/wordprocessingDrawing" xmlns:wp="http://schemas.openxmlformats.org/drawingml/2006/wordprocessingDrawing" xmlns:w10="urn:schemas-microsoft-com:office:word" xmlns:w="http://schemas.openxmlformats.org/wordprocessingml/2006/main" xmlns:w14="http://schemas.microsoft.com/office/word/2010/wordml" xmlns:w15="http://schemas.microsoft.com/office/word/2012/wordml" xmlns:w16cex="http://schemas.microsoft.com/office/word/2018/wordml/cex" xmlns:w16cid="http://schemas.microsoft.com/office/word/2016/wordml/cid" xmlns:w16="http://schemas.microsoft.com/office/word/2018/wordml" xmlns:w16du="http://schemas.microsoft.com/office/word/2023/wordml/word16du" xmlns:w16sdtdh="http://schemas.microsoft.com/office/word/2020/wordml/sdtdatahash" xmlns:w16sdtfl="http://schemas.microsoft.com/office/word/2024/wordml/sdtformatlock" xmlns:w16se="http://schemas.microsoft.com/office/word/2015/wordml/symex" xmlns:wpg="http://schemas.microsoft.com/office/word/2010/wordprocessingGroup" xmlns:wpi="http://schemas.microsoft.com/office/word/2010/wordprocessingInk" xmlns:wne="http://schemas.microsoft.com/office/word/2006/wordml" xmlns:wps="http://schemas.microsoft.com/office/word/2010/wordprocessingShape" mc:Ignorable="w14 w15 w16se w16cid w16 w16cex w16sdtdh w16sdtfl w16du wp14">
   <w:p>
     <w:pPr>
       <w:pStyle w:val="Fuzeile"/>
@@ -26624,7 +26764,7 @@
 </file>
 
 <file path=word/footer2.xml><?xml version="1.0" encoding="utf-8"?>
-<w:ftr xmlns:wpc="http://schemas.microsoft.com/office/word/2010/wordprocessingCanvas" xmlns:cx="http://schemas.microsoft.com/office/drawing/2014/chartex" xmlns:cx1="http://schemas.microsoft.com/office/drawing/2015/9/8/chartex" xmlns:cx2="http://schemas.microsoft.com/office/drawing/2015/10/21/chartex" xmlns:cx3="http://schemas.microsoft.com/office/drawing/2016/5/9/chartex" xmlns:cx4="http://schemas.microsoft.com/office/drawing/2016/5/10/chartex" xmlns:cx5="http://schemas.microsoft.com/office/drawing/2016/5/11/chartex" xmlns:cx6="http://schemas.microsoft.com/office/drawing/2016/5/12/chartex" xmlns:cx7="http://schemas.microsoft.com/office/drawing/2016/5/13/chartex" xmlns:cx8="http://schemas.microsoft.com/office/drawing/2016/5/14/chartex" xmlns:mc="http://schemas.openxmlformats.org/markup-compatibility/2006" xmlns:aink="http://schemas.microsoft.com/office/drawing/2016/ink" xmlns:am3d="http://schemas.microsoft.com/office/drawing/2017/model3d" xmlns:o="urn:schemas-microsoft-com:office:office" xmlns:oel="http://schemas.microsoft.com/office/2019/extlst" xmlns:r="http://schemas.openxmlformats.org/officeDocument/2006/relationships" xmlns:m="http://schemas.openxmlformats.org/officeDocument/2006/math" xmlns:v="urn:schemas-microsoft-com:vml" xmlns:wp14="http://schemas.microsoft.com/office/word/2010/wordprocessingDrawing" xmlns:wp="http://schemas.openxmlformats.org/drawingml/2006/wordprocessingDrawing" xmlns:w10="urn:schemas-microsoft-com:office:word" xmlns:w="http://schemas.openxmlformats.org/wordprocessingml/2006/main" xmlns:w14="http://schemas.microsoft.com/office/word/2010/wordml" xmlns:w15="http://schemas.microsoft.com/office/word/2012/wordml" xmlns:w16cei="http://schemas.microsoft.com/office/word/2026/wordml/cei" xmlns:w16cex="http://schemas.microsoft.com/office/word/2018/wordml/cex" xmlns:w16cid="http://schemas.microsoft.com/office/word/2016/wordml/cid" xmlns:w16="http://schemas.microsoft.com/office/word/2018/wordml" xmlns:w16du="http://schemas.microsoft.com/office/word/2023/wordml/word16du" xmlns:w16sdtdh="http://schemas.microsoft.com/office/word/2020/wordml/sdtdatahash" xmlns:w16sdtfl="http://schemas.microsoft.com/office/word/2024/wordml/sdtformatlock" xmlns:w16se="http://schemas.microsoft.com/office/word/2015/wordml/symex" xmlns:wpg="http://schemas.microsoft.com/office/word/2010/wordprocessingGroup" xmlns:wpi="http://schemas.microsoft.com/office/word/2010/wordprocessingInk" xmlns:wne="http://schemas.microsoft.com/office/word/2006/wordml" xmlns:wps="http://schemas.microsoft.com/office/word/2010/wordprocessingShape" mc:Ignorable="w14 w15 w16se w16cid w16 w16cex w16sdtdh w16sdtfl w16du wp14">
+<w:ftr xmlns:wpc="http://schemas.microsoft.com/office/word/2010/wordprocessingCanvas" xmlns:cx="http://schemas.microsoft.com/office/drawing/2014/chartex" xmlns:cx1="http://schemas.microsoft.com/office/drawing/2015/9/8/chartex" xmlns:cx2="http://schemas.microsoft.com/office/drawing/2015/10/21/chartex" xmlns:cx3="http://schemas.microsoft.com/office/drawing/2016/5/9/chartex" xmlns:cx4="http://schemas.microsoft.com/office/drawing/2016/5/10/chartex" xmlns:cx5="http://schemas.microsoft.com/office/drawing/2016/5/11/chartex" xmlns:cx6="http://schemas.microsoft.com/office/drawing/2016/5/12/chartex" xmlns:cx7="http://schemas.microsoft.com/office/drawing/2016/5/13/chartex" xmlns:cx8="http://schemas.microsoft.com/office/drawing/2016/5/14/chartex" xmlns:mc="http://schemas.openxmlformats.org/markup-compatibility/2006" xmlns:aink="http://schemas.microsoft.com/office/drawing/2016/ink" xmlns:am3d="http://schemas.microsoft.com/office/drawing/2017/model3d" xmlns:o="urn:schemas-microsoft-com:office:office" xmlns:oel="http://schemas.microsoft.com/office/2019/extlst" xmlns:r="http://schemas.openxmlformats.org/officeDocument/2006/relationships" xmlns:m="http://schemas.openxmlformats.org/officeDocument/2006/math" xmlns:v="urn:schemas-microsoft-com:vml" xmlns:wp14="http://schemas.microsoft.com/office/word/2010/wordprocessingDrawing" xmlns:wp="http://schemas.openxmlformats.org/drawingml/2006/wordprocessingDrawing" xmlns:w10="urn:schemas-microsoft-com:office:word" xmlns:w="http://schemas.openxmlformats.org/wordprocessingml/2006/main" xmlns:w14="http://schemas.microsoft.com/office/word/2010/wordml" xmlns:w15="http://schemas.microsoft.com/office/word/2012/wordml" xmlns:w16cex="http://schemas.microsoft.com/office/word/2018/wordml/cex" xmlns:w16cid="http://schemas.microsoft.com/office/word/2016/wordml/cid" xmlns:w16="http://schemas.microsoft.com/office/word/2018/wordml" xmlns:w16du="http://schemas.microsoft.com/office/word/2023/wordml/word16du" xmlns:w16sdtdh="http://schemas.microsoft.com/office/word/2020/wordml/sdtdatahash" xmlns:w16sdtfl="http://schemas.microsoft.com/office/word/2024/wordml/sdtformatlock" xmlns:w16se="http://schemas.microsoft.com/office/word/2015/wordml/symex" xmlns:wpg="http://schemas.microsoft.com/office/word/2010/wordprocessingGroup" xmlns:wpi="http://schemas.microsoft.com/office/word/2010/wordprocessingInk" xmlns:wne="http://schemas.microsoft.com/office/word/2006/wordml" xmlns:wps="http://schemas.microsoft.com/office/word/2010/wordprocessingShape" mc:Ignorable="w14 w15 w16se w16cid w16 w16cex w16sdtdh w16sdtfl w16du wp14">
   <w:p>
     <w:pPr>
       <w:pStyle w:val="Fuzeile"/>
@@ -26640,7 +26780,7 @@
 </file>
 
 <file path=word/footer3.xml><?xml version="1.0" encoding="utf-8"?>
-<w:ftr xmlns:wpc="http://schemas.microsoft.com/office/word/2010/wordprocessingCanvas" xmlns:cx="http://schemas.microsoft.com/office/drawing/2014/chartex" xmlns:cx1="http://schemas.microsoft.com/office/drawing/2015/9/8/chartex" xmlns:cx2="http://schemas.microsoft.com/office/drawing/2015/10/21/chartex" xmlns:cx3="http://schemas.microsoft.com/office/drawing/2016/5/9/chartex" xmlns:cx4="http://schemas.microsoft.com/office/drawing/2016/5/10/chartex" xmlns:cx5="http://schemas.microsoft.com/office/drawing/2016/5/11/chartex" xmlns:cx6="http://schemas.microsoft.com/office/drawing/2016/5/12/chartex" xmlns:cx7="http://schemas.microsoft.com/office/drawing/2016/5/13/chartex" xmlns:cx8="http://schemas.microsoft.com/office/drawing/2016/5/14/chartex" xmlns:mc="http://schemas.openxmlformats.org/markup-compatibility/2006" xmlns:aink="http://schemas.microsoft.com/office/drawing/2016/ink" xmlns:am3d="http://schemas.microsoft.com/office/drawing/2017/model3d" xmlns:o="urn:schemas-microsoft-com:office:office" xmlns:oel="http://schemas.microsoft.com/office/2019/extlst" xmlns:r="http://schemas.openxmlformats.org/officeDocument/2006/relationships" xmlns:m="http://schemas.openxmlformats.org/officeDocument/2006/math" xmlns:v="urn:schemas-microsoft-com:vml" xmlns:wp14="http://schemas.microsoft.com/office/word/2010/wordprocessingDrawing" xmlns:wp="http://schemas.openxmlformats.org/drawingml/2006/wordprocessingDrawing" xmlns:w10="urn:schemas-microsoft-com:office:word" xmlns:w="http://schemas.openxmlformats.org/wordprocessingml/2006/main" xmlns:w14="http://schemas.microsoft.com/office/word/2010/wordml" xmlns:w15="http://schemas.microsoft.com/office/word/2012/wordml" xmlns:w16cei="http://schemas.microsoft.com/office/word/2026/wordml/cei" xmlns:w16cex="http://schemas.microsoft.com/office/word/2018/wordml/cex" xmlns:w16cid="http://schemas.microsoft.com/office/word/2016/wordml/cid" xmlns:w16="http://schemas.microsoft.com/office/word/2018/wordml" xmlns:w16du="http://schemas.microsoft.com/office/word/2023/wordml/word16du" xmlns:w16sdtdh="http://schemas.microsoft.com/office/word/2020/wordml/sdtdatahash" xmlns:w16sdtfl="http://schemas.microsoft.com/office/word/2024/wordml/sdtformatlock" xmlns:w16se="http://schemas.microsoft.com/office/word/2015/wordml/symex" xmlns:wpg="http://schemas.microsoft.com/office/word/2010/wordprocessingGroup" xmlns:wpi="http://schemas.microsoft.com/office/word/2010/wordprocessingInk" xmlns:wne="http://schemas.microsoft.com/office/word/2006/wordml" xmlns:wps="http://schemas.microsoft.com/office/word/2010/wordprocessingShape" mc:Ignorable="w14 w15 w16se w16cid w16 w16cex w16sdtdh w16sdtfl w16du wp14">
+<w:ftr xmlns:wpc="http://schemas.microsoft.com/office/word/2010/wordprocessingCanvas" xmlns:cx="http://schemas.microsoft.com/office/drawing/2014/chartex" xmlns:cx1="http://schemas.microsoft.com/office/drawing/2015/9/8/chartex" xmlns:cx2="http://schemas.microsoft.com/office/drawing/2015/10/21/chartex" xmlns:cx3="http://schemas.microsoft.com/office/drawing/2016/5/9/chartex" xmlns:cx4="http://schemas.microsoft.com/office/drawing/2016/5/10/chartex" xmlns:cx5="http://schemas.microsoft.com/office/drawing/2016/5/11/chartex" xmlns:cx6="http://schemas.microsoft.com/office/drawing/2016/5/12/chartex" xmlns:cx7="http://schemas.microsoft.com/office/drawing/2016/5/13/chartex" xmlns:cx8="http://schemas.microsoft.com/office/drawing/2016/5/14/chartex" xmlns:mc="http://schemas.openxmlformats.org/markup-compatibility/2006" xmlns:aink="http://schemas.microsoft.com/office/drawing/2016/ink" xmlns:am3d="http://schemas.microsoft.com/office/drawing/2017/model3d" xmlns:o="urn:schemas-microsoft-com:office:office" xmlns:oel="http://schemas.microsoft.com/office/2019/extlst" xmlns:r="http://schemas.openxmlformats.org/officeDocument/2006/relationships" xmlns:m="http://schemas.openxmlformats.org/officeDocument/2006/math" xmlns:v="urn:schemas-microsoft-com:vml" xmlns:wp14="http://schemas.microsoft.com/office/word/2010/wordprocessingDrawing" xmlns:wp="http://schemas.openxmlformats.org/drawingml/2006/wordprocessingDrawing" xmlns:w10="urn:schemas-microsoft-com:office:word" xmlns:w="http://schemas.openxmlformats.org/wordprocessingml/2006/main" xmlns:w14="http://schemas.microsoft.com/office/word/2010/wordml" xmlns:w15="http://schemas.microsoft.com/office/word/2012/wordml" xmlns:w16cex="http://schemas.microsoft.com/office/word/2018/wordml/cex" xmlns:w16cid="http://schemas.microsoft.com/office/word/2016/wordml/cid" xmlns:w16="http://schemas.microsoft.com/office/word/2018/wordml" xmlns:w16du="http://schemas.microsoft.com/office/word/2023/wordml/word16du" xmlns:w16sdtdh="http://schemas.microsoft.com/office/word/2020/wordml/sdtdatahash" xmlns:w16sdtfl="http://schemas.microsoft.com/office/word/2024/wordml/sdtformatlock" xmlns:w16se="http://schemas.microsoft.com/office/word/2015/wordml/symex" xmlns:wpg="http://schemas.microsoft.com/office/word/2010/wordprocessingGroup" xmlns:wpi="http://schemas.microsoft.com/office/word/2010/wordprocessingInk" xmlns:wne="http://schemas.microsoft.com/office/word/2006/wordml" xmlns:wps="http://schemas.microsoft.com/office/word/2010/wordprocessingShape" mc:Ignorable="w14 w15 w16se w16cid w16 w16cex w16sdtdh w16sdtfl w16du wp14">
   <w:p>
     <w:pPr>
       <w:pStyle w:val="Fuzeile"/>
@@ -26650,7 +26790,7 @@
 </file>
 
 <file path=word/footer4.xml><?xml version="1.0" encoding="utf-8"?>
-<w:ftr xmlns:wpc="http://schemas.microsoft.com/office/word/2010/wordprocessingCanvas" xmlns:cx="http://schemas.microsoft.com/office/drawing/2014/chartex" xmlns:cx1="http://schemas.microsoft.com/office/drawing/2015/9/8/chartex" xmlns:cx2="http://schemas.microsoft.com/office/drawing/2015/10/21/chartex" xmlns:cx3="http://schemas.microsoft.com/office/drawing/2016/5/9/chartex" xmlns:cx4="http://schemas.microsoft.com/office/drawing/2016/5/10/chartex" xmlns:cx5="http://schemas.microsoft.com/office/drawing/2016/5/11/chartex" xmlns:cx6="http://schemas.microsoft.com/office/drawing/2016/5/12/chartex" xmlns:cx7="http://schemas.microsoft.com/office/drawing/2016/5/13/chartex" xmlns:cx8="http://schemas.microsoft.com/office/drawing/2016/5/14/chartex" xmlns:mc="http://schemas.openxmlformats.org/markup-compatibility/2006" xmlns:aink="http://schemas.microsoft.com/office/drawing/2016/ink" xmlns:am3d="http://schemas.microsoft.com/office/drawing/2017/model3d" xmlns:o="urn:schemas-microsoft-com:office:office" xmlns:oel="http://schemas.microsoft.com/office/2019/extlst" xmlns:r="http://schemas.openxmlformats.org/officeDocument/2006/relationships" xmlns:m="http://schemas.openxmlformats.org/officeDocument/2006/math" xmlns:v="urn:schemas-microsoft-com:vml" xmlns:wp14="http://schemas.microsoft.com/office/word/2010/wordprocessingDrawing" xmlns:wp="http://schemas.openxmlformats.org/drawingml/2006/wordprocessingDrawing" xmlns:w10="urn:schemas-microsoft-com:office:word" xmlns:w="http://schemas.openxmlformats.org/wordprocessingml/2006/main" xmlns:w14="http://schemas.microsoft.com/office/word/2010/wordml" xmlns:w15="http://schemas.microsoft.com/office/word/2012/wordml" xmlns:w16cei="http://schemas.microsoft.com/office/word/2026/wordml/cei" xmlns:w16cex="http://schemas.microsoft.com/office/word/2018/wordml/cex" xmlns:w16cid="http://schemas.microsoft.com/office/word/2016/wordml/cid" xmlns:w16="http://schemas.microsoft.com/office/word/2018/wordml" xmlns:w16du="http://schemas.microsoft.com/office/word/2023/wordml/word16du" xmlns:w16sdtdh="http://schemas.microsoft.com/office/word/2020/wordml/sdtdatahash" xmlns:w16sdtfl="http://schemas.microsoft.com/office/word/2024/wordml/sdtformatlock" xmlns:w16se="http://schemas.microsoft.com/office/word/2015/wordml/symex" xmlns:wpg="http://schemas.microsoft.com/office/word/2010/wordprocessingGroup" xmlns:wpi="http://schemas.microsoft.com/office/word/2010/wordprocessingInk" xmlns:wne="http://schemas.microsoft.com/office/word/2006/wordml" xmlns:wps="http://schemas.microsoft.com/office/word/2010/wordprocessingShape" mc:Ignorable="w14 w15 w16se w16cid w16 w16cex w16sdtdh w16sdtfl w16du wp14">
+<w:ftr xmlns:wpc="http://schemas.microsoft.com/office/word/2010/wordprocessingCanvas" xmlns:cx="http://schemas.microsoft.com/office/drawing/2014/chartex" xmlns:cx1="http://schemas.microsoft.com/office/drawing/2015/9/8/chartex" xmlns:cx2="http://schemas.microsoft.com/office/drawing/2015/10/21/chartex" xmlns:cx3="http://schemas.microsoft.com/office/drawing/2016/5/9/chartex" xmlns:cx4="http://schemas.microsoft.com/office/drawing/2016/5/10/chartex" xmlns:cx5="http://schemas.microsoft.com/office/drawing/2016/5/11/chartex" xmlns:cx6="http://schemas.microsoft.com/office/drawing/2016/5/12/chartex" xmlns:cx7="http://schemas.microsoft.com/office/drawing/2016/5/13/chartex" xmlns:cx8="http://schemas.microsoft.com/office/drawing/2016/5/14/chartex" xmlns:mc="http://schemas.openxmlformats.org/markup-compatibility/2006" xmlns:aink="http://schemas.microsoft.com/office/drawing/2016/ink" xmlns:am3d="http://schemas.microsoft.com/office/drawing/2017/model3d" xmlns:o="urn:schemas-microsoft-com:office:office" xmlns:oel="http://schemas.microsoft.com/office/2019/extlst" xmlns:r="http://schemas.openxmlformats.org/officeDocument/2006/relationships" xmlns:m="http://schemas.openxmlformats.org/officeDocument/2006/math" xmlns:v="urn:schemas-microsoft-com:vml" xmlns:wp14="http://schemas.microsoft.com/office/word/2010/wordprocessingDrawing" xmlns:wp="http://schemas.openxmlformats.org/drawingml/2006/wordprocessingDrawing" xmlns:w10="urn:schemas-microsoft-com:office:word" xmlns:w="http://schemas.openxmlformats.org/wordprocessingml/2006/main" xmlns:w14="http://schemas.microsoft.com/office/word/2010/wordml" xmlns:w15="http://schemas.microsoft.com/office/word/2012/wordml" xmlns:w16cex="http://schemas.microsoft.com/office/word/2018/wordml/cex" xmlns:w16cid="http://schemas.microsoft.com/office/word/2016/wordml/cid" xmlns:w16="http://schemas.microsoft.com/office/word/2018/wordml" xmlns:w16du="http://schemas.microsoft.com/office/word/2023/wordml/word16du" xmlns:w16sdtdh="http://schemas.microsoft.com/office/word/2020/wordml/sdtdatahash" xmlns:w16sdtfl="http://schemas.microsoft.com/office/word/2024/wordml/sdtformatlock" xmlns:w16se="http://schemas.microsoft.com/office/word/2015/wordml/symex" xmlns:wpg="http://schemas.microsoft.com/office/word/2010/wordprocessingGroup" xmlns:wpi="http://schemas.microsoft.com/office/word/2010/wordprocessingInk" xmlns:wne="http://schemas.microsoft.com/office/word/2006/wordml" xmlns:wps="http://schemas.microsoft.com/office/word/2010/wordprocessingShape" mc:Ignorable="w14 w15 w16se w16cid w16 w16cex w16sdtdh w16sdtfl w16du wp14">
   <w:sdt>
     <w:sdtPr>
       <w:id w:val="-1447311195"/>
@@ -26692,7 +26832,7 @@
 </file>
 
 <file path=word/footer5.xml><?xml version="1.0" encoding="utf-8"?>
-<w:ftr xmlns:wpc="http://schemas.microsoft.com/office/word/2010/wordprocessingCanvas" xmlns:cx="http://schemas.microsoft.com/office/drawing/2014/chartex" xmlns:cx1="http://schemas.microsoft.com/office/drawing/2015/9/8/chartex" xmlns:cx2="http://schemas.microsoft.com/office/drawing/2015/10/21/chartex" xmlns:cx3="http://schemas.microsoft.com/office/drawing/2016/5/9/chartex" xmlns:cx4="http://schemas.microsoft.com/office/drawing/2016/5/10/chartex" xmlns:cx5="http://schemas.microsoft.com/office/drawing/2016/5/11/chartex" xmlns:cx6="http://schemas.microsoft.com/office/drawing/2016/5/12/chartex" xmlns:cx7="http://schemas.microsoft.com/office/drawing/2016/5/13/chartex" xmlns:cx8="http://schemas.microsoft.com/office/drawing/2016/5/14/chartex" xmlns:mc="http://schemas.openxmlformats.org/markup-compatibility/2006" xmlns:aink="http://schemas.microsoft.com/office/drawing/2016/ink" xmlns:am3d="http://schemas.microsoft.com/office/drawing/2017/model3d" xmlns:o="urn:schemas-microsoft-com:office:office" xmlns:oel="http://schemas.microsoft.com/office/2019/extlst" xmlns:r="http://schemas.openxmlformats.org/officeDocument/2006/relationships" xmlns:m="http://schemas.openxmlformats.org/officeDocument/2006/math" xmlns:v="urn:schemas-microsoft-com:vml" xmlns:wp14="http://schemas.microsoft.com/office/word/2010/wordprocessingDrawing" xmlns:wp="http://schemas.openxmlformats.org/drawingml/2006/wordprocessingDrawing" xmlns:w10="urn:schemas-microsoft-com:office:word" xmlns:w="http://schemas.openxmlformats.org/wordprocessingml/2006/main" xmlns:w14="http://schemas.microsoft.com/office/word/2010/wordml" xmlns:w15="http://schemas.microsoft.com/office/word/2012/wordml" xmlns:w16cei="http://schemas.microsoft.com/office/word/2026/wordml/cei" xmlns:w16cex="http://schemas.microsoft.com/office/word/2018/wordml/cex" xmlns:w16cid="http://schemas.microsoft.com/office/word/2016/wordml/cid" xmlns:w16="http://schemas.microsoft.com/office/word/2018/wordml" xmlns:w16du="http://schemas.microsoft.com/office/word/2023/wordml/word16du" xmlns:w16sdtdh="http://schemas.microsoft.com/office/word/2020/wordml/sdtdatahash" xmlns:w16sdtfl="http://schemas.microsoft.com/office/word/2024/wordml/sdtformatlock" xmlns:w16se="http://schemas.microsoft.com/office/word/2015/wordml/symex" xmlns:wpg="http://schemas.microsoft.com/office/word/2010/wordprocessingGroup" xmlns:wpi="http://schemas.microsoft.com/office/word/2010/wordprocessingInk" xmlns:wne="http://schemas.microsoft.com/office/word/2006/wordml" xmlns:wps="http://schemas.microsoft.com/office/word/2010/wordprocessingShape" mc:Ignorable="w14 w15 w16se w16cid w16 w16cex w16sdtdh w16sdtfl w16du wp14">
+<w:ftr xmlns:wpc="http://schemas.microsoft.com/office/word/2010/wordprocessingCanvas" xmlns:cx="http://schemas.microsoft.com/office/drawing/2014/chartex" xmlns:cx1="http://schemas.microsoft.com/office/drawing/2015/9/8/chartex" xmlns:cx2="http://schemas.microsoft.com/office/drawing/2015/10/21/chartex" xmlns:cx3="http://schemas.microsoft.com/office/drawing/2016/5/9/chartex" xmlns:cx4="http://schemas.microsoft.com/office/drawing/2016/5/10/chartex" xmlns:cx5="http://schemas.microsoft.com/office/drawing/2016/5/11/chartex" xmlns:cx6="http://schemas.microsoft.com/office/drawing/2016/5/12/chartex" xmlns:cx7="http://schemas.microsoft.com/office/drawing/2016/5/13/chartex" xmlns:cx8="http://schemas.microsoft.com/office/drawing/2016/5/14/chartex" xmlns:mc="http://schemas.openxmlformats.org/markup-compatibility/2006" xmlns:aink="http://schemas.microsoft.com/office/drawing/2016/ink" xmlns:am3d="http://schemas.microsoft.com/office/drawing/2017/model3d" xmlns:o="urn:schemas-microsoft-com:office:office" xmlns:oel="http://schemas.microsoft.com/office/2019/extlst" xmlns:r="http://schemas.openxmlformats.org/officeDocument/2006/relationships" xmlns:m="http://schemas.openxmlformats.org/officeDocument/2006/math" xmlns:v="urn:schemas-microsoft-com:vml" xmlns:wp14="http://schemas.microsoft.com/office/word/2010/wordprocessingDrawing" xmlns:wp="http://schemas.openxmlformats.org/drawingml/2006/wordprocessingDrawing" xmlns:w10="urn:schemas-microsoft-com:office:word" xmlns:w="http://schemas.openxmlformats.org/wordprocessingml/2006/main" xmlns:w14="http://schemas.microsoft.com/office/word/2010/wordml" xmlns:w15="http://schemas.microsoft.com/office/word/2012/wordml" xmlns:w16cex="http://schemas.microsoft.com/office/word/2018/wordml/cex" xmlns:w16cid="http://schemas.microsoft.com/office/word/2016/wordml/cid" xmlns:w16="http://schemas.microsoft.com/office/word/2018/wordml" xmlns:w16du="http://schemas.microsoft.com/office/word/2023/wordml/word16du" xmlns:w16sdtdh="http://schemas.microsoft.com/office/word/2020/wordml/sdtdatahash" xmlns:w16sdtfl="http://schemas.microsoft.com/office/word/2024/wordml/sdtformatlock" xmlns:w16se="http://schemas.microsoft.com/office/word/2015/wordml/symex" xmlns:wpg="http://schemas.microsoft.com/office/word/2010/wordprocessingGroup" xmlns:wpi="http://schemas.microsoft.com/office/word/2010/wordprocessingInk" xmlns:wne="http://schemas.microsoft.com/office/word/2006/wordml" xmlns:wps="http://schemas.microsoft.com/office/word/2010/wordprocessingShape" mc:Ignorable="w14 w15 w16se w16cid w16 w16cex w16sdtdh w16sdtfl w16du wp14">
   <w:sdt>
     <w:sdtPr>
       <w:id w:val="-880557297"/>
@@ -26734,7 +26874,7 @@
 </file>
 
 <file path=word/footer6.xml><?xml version="1.0" encoding="utf-8"?>
-<w:ftr xmlns:wpc="http://schemas.microsoft.com/office/word/2010/wordprocessingCanvas" xmlns:cx="http://schemas.microsoft.com/office/drawing/2014/chartex" xmlns:cx1="http://schemas.microsoft.com/office/drawing/2015/9/8/chartex" xmlns:cx2="http://schemas.microsoft.com/office/drawing/2015/10/21/chartex" xmlns:cx3="http://schemas.microsoft.com/office/drawing/2016/5/9/chartex" xmlns:cx4="http://schemas.microsoft.com/office/drawing/2016/5/10/chartex" xmlns:cx5="http://schemas.microsoft.com/office/drawing/2016/5/11/chartex" xmlns:cx6="http://schemas.microsoft.com/office/drawing/2016/5/12/chartex" xmlns:cx7="http://schemas.microsoft.com/office/drawing/2016/5/13/chartex" xmlns:cx8="http://schemas.microsoft.com/office/drawing/2016/5/14/chartex" xmlns:mc="http://schemas.openxmlformats.org/markup-compatibility/2006" xmlns:aink="http://schemas.microsoft.com/office/drawing/2016/ink" xmlns:am3d="http://schemas.microsoft.com/office/drawing/2017/model3d" xmlns:o="urn:schemas-microsoft-com:office:office" xmlns:oel="http://schemas.microsoft.com/office/2019/extlst" xmlns:r="http://schemas.openxmlformats.org/officeDocument/2006/relationships" xmlns:m="http://schemas.openxmlformats.org/officeDocument/2006/math" xmlns:v="urn:schemas-microsoft-com:vml" xmlns:wp14="http://schemas.microsoft.com/office/word/2010/wordprocessingDrawing" xmlns:wp="http://schemas.openxmlformats.org/drawingml/2006/wordprocessingDrawing" xmlns:w10="urn:schemas-microsoft-com:office:word" xmlns:w="http://schemas.openxmlformats.org/wordprocessingml/2006/main" xmlns:w14="http://schemas.microsoft.com/office/word/2010/wordml" xmlns:w15="http://schemas.microsoft.com/office/word/2012/wordml" xmlns:w16cei="http://schemas.microsoft.com/office/word/2026/wordml/cei" xmlns:w16cex="http://schemas.microsoft.com/office/word/2018/wordml/cex" xmlns:w16cid="http://schemas.microsoft.com/office/word/2016/wordml/cid" xmlns:w16="http://schemas.microsoft.com/office/word/2018/wordml" xmlns:w16du="http://schemas.microsoft.com/office/word/2023/wordml/word16du" xmlns:w16sdtdh="http://schemas.microsoft.com/office/word/2020/wordml/sdtdatahash" xmlns:w16sdtfl="http://schemas.microsoft.com/office/word/2024/wordml/sdtformatlock" xmlns:w16se="http://schemas.microsoft.com/office/word/2015/wordml/symex" xmlns:wpg="http://schemas.microsoft.com/office/word/2010/wordprocessingGroup" xmlns:wpi="http://schemas.microsoft.com/office/word/2010/wordprocessingInk" xmlns:wne="http://schemas.microsoft.com/office/word/2006/wordml" xmlns:wps="http://schemas.microsoft.com/office/word/2010/wordprocessingShape" mc:Ignorable="w14 w15 w16se w16cid w16 w16cex w16sdtdh w16sdtfl w16du wp14">
+<w:ftr xmlns:wpc="http://schemas.microsoft.com/office/word/2010/wordprocessingCanvas" xmlns:cx="http://schemas.microsoft.com/office/drawing/2014/chartex" xmlns:cx1="http://schemas.microsoft.com/office/drawing/2015/9/8/chartex" xmlns:cx2="http://schemas.microsoft.com/office/drawing/2015/10/21/chartex" xmlns:cx3="http://schemas.microsoft.com/office/drawing/2016/5/9/chartex" xmlns:cx4="http://schemas.microsoft.com/office/drawing/2016/5/10/chartex" xmlns:cx5="http://schemas.microsoft.com/office/drawing/2016/5/11/chartex" xmlns:cx6="http://schemas.microsoft.com/office/drawing/2016/5/12/chartex" xmlns:cx7="http://schemas.microsoft.com/office/drawing/2016/5/13/chartex" xmlns:cx8="http://schemas.microsoft.com/office/drawing/2016/5/14/chartex" xmlns:mc="http://schemas.openxmlformats.org/markup-compatibility/2006" xmlns:aink="http://schemas.microsoft.com/office/drawing/2016/ink" xmlns:am3d="http://schemas.microsoft.com/office/drawing/2017/model3d" xmlns:o="urn:schemas-microsoft-com:office:office" xmlns:oel="http://schemas.microsoft.com/office/2019/extlst" xmlns:r="http://schemas.openxmlformats.org/officeDocument/2006/relationships" xmlns:m="http://schemas.openxmlformats.org/officeDocument/2006/math" xmlns:v="urn:schemas-microsoft-com:vml" xmlns:wp14="http://schemas.microsoft.com/office/word/2010/wordprocessingDrawing" xmlns:wp="http://schemas.openxmlformats.org/drawingml/2006/wordprocessingDrawing" xmlns:w10="urn:schemas-microsoft-com:office:word" xmlns:w="http://schemas.openxmlformats.org/wordprocessingml/2006/main" xmlns:w14="http://schemas.microsoft.com/office/word/2010/wordml" xmlns:w15="http://schemas.microsoft.com/office/word/2012/wordml" xmlns:w16cex="http://schemas.microsoft.com/office/word/2018/wordml/cex" xmlns:w16cid="http://schemas.microsoft.com/office/word/2016/wordml/cid" xmlns:w16="http://schemas.microsoft.com/office/word/2018/wordml" xmlns:w16du="http://schemas.microsoft.com/office/word/2023/wordml/word16du" xmlns:w16sdtdh="http://schemas.microsoft.com/office/word/2020/wordml/sdtdatahash" xmlns:w16sdtfl="http://schemas.microsoft.com/office/word/2024/wordml/sdtformatlock" xmlns:w16se="http://schemas.microsoft.com/office/word/2015/wordml/symex" xmlns:wpg="http://schemas.microsoft.com/office/word/2010/wordprocessingGroup" xmlns:wpi="http://schemas.microsoft.com/office/word/2010/wordprocessingInk" xmlns:wne="http://schemas.microsoft.com/office/word/2006/wordml" xmlns:wps="http://schemas.microsoft.com/office/word/2010/wordprocessingShape" mc:Ignorable="w14 w15 w16se w16cid w16 w16cex w16sdtdh w16sdtfl w16du wp14">
   <w:sdt>
     <w:sdtPr>
       <w:id w:val="980041840"/>
@@ -26776,7 +26916,7 @@
 </file>
 
 <file path=word/footer7.xml><?xml version="1.0" encoding="utf-8"?>
-<w:ftr xmlns:wpc="http://schemas.microsoft.com/office/word/2010/wordprocessingCanvas" xmlns:cx="http://schemas.microsoft.com/office/drawing/2014/chartex" xmlns:cx1="http://schemas.microsoft.com/office/drawing/2015/9/8/chartex" xmlns:cx2="http://schemas.microsoft.com/office/drawing/2015/10/21/chartex" xmlns:cx3="http://schemas.microsoft.com/office/drawing/2016/5/9/chartex" xmlns:cx4="http://schemas.microsoft.com/office/drawing/2016/5/10/chartex" xmlns:cx5="http://schemas.microsoft.com/office/drawing/2016/5/11/chartex" xmlns:cx6="http://schemas.microsoft.com/office/drawing/2016/5/12/chartex" xmlns:cx7="http://schemas.microsoft.com/office/drawing/2016/5/13/chartex" xmlns:cx8="http://schemas.microsoft.com/office/drawing/2016/5/14/chartex" xmlns:mc="http://schemas.openxmlformats.org/markup-compatibility/2006" xmlns:aink="http://schemas.microsoft.com/office/drawing/2016/ink" xmlns:am3d="http://schemas.microsoft.com/office/drawing/2017/model3d" xmlns:o="urn:schemas-microsoft-com:office:office" xmlns:oel="http://schemas.microsoft.com/office/2019/extlst" xmlns:r="http://schemas.openxmlformats.org/officeDocument/2006/relationships" xmlns:m="http://schemas.openxmlformats.org/officeDocument/2006/math" xmlns:v="urn:schemas-microsoft-com:vml" xmlns:wp14="http://schemas.microsoft.com/office/word/2010/wordprocessingDrawing" xmlns:wp="http://schemas.openxmlformats.org/drawingml/2006/wordprocessingDrawing" xmlns:w10="urn:schemas-microsoft-com:office:word" xmlns:w="http://schemas.openxmlformats.org/wordprocessingml/2006/main" xmlns:w14="http://schemas.microsoft.com/office/word/2010/wordml" xmlns:w15="http://schemas.microsoft.com/office/word/2012/wordml" xmlns:w16cei="http://schemas.microsoft.com/office/word/2026/wordml/cei" xmlns:w16cex="http://schemas.microsoft.com/office/word/2018/wordml/cex" xmlns:w16cid="http://schemas.microsoft.com/office/word/2016/wordml/cid" xmlns:w16="http://schemas.microsoft.com/office/word/2018/wordml" xmlns:w16du="http://schemas.microsoft.com/office/word/2023/wordml/word16du" xmlns:w16sdtdh="http://schemas.microsoft.com/office/word/2020/wordml/sdtdatahash" xmlns:w16sdtfl="http://schemas.microsoft.com/office/word/2024/wordml/sdtformatlock" xmlns:w16se="http://schemas.microsoft.com/office/word/2015/wordml/symex" xmlns:wpg="http://schemas.microsoft.com/office/word/2010/wordprocessingGroup" xmlns:wpi="http://schemas.microsoft.com/office/word/2010/wordprocessingInk" xmlns:wne="http://schemas.microsoft.com/office/word/2006/wordml" xmlns:wps="http://schemas.microsoft.com/office/word/2010/wordprocessingShape" mc:Ignorable="w14 w15 w16se w16cid w16 w16cex w16sdtdh w16sdtfl w16du wp14">
+<w:ftr xmlns:wpc="http://schemas.microsoft.com/office/word/2010/wordprocessingCanvas" xmlns:cx="http://schemas.microsoft.com/office/drawing/2014/chartex" xmlns:cx1="http://schemas.microsoft.com/office/drawing/2015/9/8/chartex" xmlns:cx2="http://schemas.microsoft.com/office/drawing/2015/10/21/chartex" xmlns:cx3="http://schemas.microsoft.com/office/drawing/2016/5/9/chartex" xmlns:cx4="http://schemas.microsoft.com/office/drawing/2016/5/10/chartex" xmlns:cx5="http://schemas.microsoft.com/office/drawing/2016/5/11/chartex" xmlns:cx6="http://schemas.microsoft.com/office/drawing/2016/5/12/chartex" xmlns:cx7="http://schemas.microsoft.com/office/drawing/2016/5/13/chartex" xmlns:cx8="http://schemas.microsoft.com/office/drawing/2016/5/14/chartex" xmlns:mc="http://schemas.openxmlformats.org/markup-compatibility/2006" xmlns:aink="http://schemas.microsoft.com/office/drawing/2016/ink" xmlns:am3d="http://schemas.microsoft.com/office/drawing/2017/model3d" xmlns:o="urn:schemas-microsoft-com:office:office" xmlns:oel="http://schemas.microsoft.com/office/2019/extlst" xmlns:r="http://schemas.openxmlformats.org/officeDocument/2006/relationships" xmlns:m="http://schemas.openxmlformats.org/officeDocument/2006/math" xmlns:v="urn:schemas-microsoft-com:vml" xmlns:wp14="http://schemas.microsoft.com/office/word/2010/wordprocessingDrawing" xmlns:wp="http://schemas.openxmlformats.org/drawingml/2006/wordprocessingDrawing" xmlns:w10="urn:schemas-microsoft-com:office:word" xmlns:w="http://schemas.openxmlformats.org/wordprocessingml/2006/main" xmlns:w14="http://schemas.microsoft.com/office/word/2010/wordml" xmlns:w15="http://schemas.microsoft.com/office/word/2012/wordml" xmlns:w16cex="http://schemas.microsoft.com/office/word/2018/wordml/cex" xmlns:w16cid="http://schemas.microsoft.com/office/word/2016/wordml/cid" xmlns:w16="http://schemas.microsoft.com/office/word/2018/wordml" xmlns:w16du="http://schemas.microsoft.com/office/word/2023/wordml/word16du" xmlns:w16sdtdh="http://schemas.microsoft.com/office/word/2020/wordml/sdtdatahash" xmlns:w16sdtfl="http://schemas.microsoft.com/office/word/2024/wordml/sdtformatlock" xmlns:w16se="http://schemas.microsoft.com/office/word/2015/wordml/symex" xmlns:wpg="http://schemas.microsoft.com/office/word/2010/wordprocessingGroup" xmlns:wpi="http://schemas.microsoft.com/office/word/2010/wordprocessingInk" xmlns:wne="http://schemas.microsoft.com/office/word/2006/wordml" xmlns:wps="http://schemas.microsoft.com/office/word/2010/wordprocessingShape" mc:Ignorable="w14 w15 w16se w16cid w16 w16cex w16sdtdh w16sdtfl w16du wp14">
   <w:sdt>
     <w:sdtPr>
       <w:id w:val="2128265183"/>
@@ -26818,7 +26958,7 @@
 </file>
 
 <file path=word/footer8.xml><?xml version="1.0" encoding="utf-8"?>
-<w:ftr xmlns:wpc="http://schemas.microsoft.com/office/word/2010/wordprocessingCanvas" xmlns:cx="http://schemas.microsoft.com/office/drawing/2014/chartex" xmlns:cx1="http://schemas.microsoft.com/office/drawing/2015/9/8/chartex" xmlns:cx2="http://schemas.microsoft.com/office/drawing/2015/10/21/chartex" xmlns:cx3="http://schemas.microsoft.com/office/drawing/2016/5/9/chartex" xmlns:cx4="http://schemas.microsoft.com/office/drawing/2016/5/10/chartex" xmlns:cx5="http://schemas.microsoft.com/office/drawing/2016/5/11/chartex" xmlns:cx6="http://schemas.microsoft.com/office/drawing/2016/5/12/chartex" xmlns:cx7="http://schemas.microsoft.com/office/drawing/2016/5/13/chartex" xmlns:cx8="http://schemas.microsoft.com/office/drawing/2016/5/14/chartex" xmlns:mc="http://schemas.openxmlformats.org/markup-compatibility/2006" xmlns:aink="http://schemas.microsoft.com/office/drawing/2016/ink" xmlns:am3d="http://schemas.microsoft.com/office/drawing/2017/model3d" xmlns:o="urn:schemas-microsoft-com:office:office" xmlns:oel="http://schemas.microsoft.com/office/2019/extlst" xmlns:r="http://schemas.openxmlformats.org/officeDocument/2006/relationships" xmlns:m="http://schemas.openxmlformats.org/officeDocument/2006/math" xmlns:v="urn:schemas-microsoft-com:vml" xmlns:wp14="http://schemas.microsoft.com/office/word/2010/wordprocessingDrawing" xmlns:wp="http://schemas.openxmlformats.org/drawingml/2006/wordprocessingDrawing" xmlns:w10="urn:schemas-microsoft-com:office:word" xmlns:w="http://schemas.openxmlformats.org/wordprocessingml/2006/main" xmlns:w14="http://schemas.microsoft.com/office/word/2010/wordml" xmlns:w15="http://schemas.microsoft.com/office/word/2012/wordml" xmlns:w16cei="http://schemas.microsoft.com/office/word/2026/wordml/cei" xmlns:w16cex="http://schemas.microsoft.com/office/word/2018/wordml/cex" xmlns:w16cid="http://schemas.microsoft.com/office/word/2016/wordml/cid" xmlns:w16="http://schemas.microsoft.com/office/word/2018/wordml" xmlns:w16du="http://schemas.microsoft.com/office/word/2023/wordml/word16du" xmlns:w16sdtdh="http://schemas.microsoft.com/office/word/2020/wordml/sdtdatahash" xmlns:w16sdtfl="http://schemas.microsoft.com/office/word/2024/wordml/sdtformatlock" xmlns:w16se="http://schemas.microsoft.com/office/word/2015/wordml/symex" xmlns:wpg="http://schemas.microsoft.com/office/word/2010/wordprocessingGroup" xmlns:wpi="http://schemas.microsoft.com/office/word/2010/wordprocessingInk" xmlns:wne="http://schemas.microsoft.com/office/word/2006/wordml" xmlns:wps="http://schemas.microsoft.com/office/word/2010/wordprocessingShape" mc:Ignorable="w14 w15 w16se w16cid w16 w16cex w16sdtdh w16sdtfl w16du wp14">
+<w:ftr xmlns:wpc="http://schemas.microsoft.com/office/word/2010/wordprocessingCanvas" xmlns:cx="http://schemas.microsoft.com/office/drawing/2014/chartex" xmlns:cx1="http://schemas.microsoft.com/office/drawing/2015/9/8/chartex" xmlns:cx2="http://schemas.microsoft.com/office/drawing/2015/10/21/chartex" xmlns:cx3="http://schemas.microsoft.com/office/drawing/2016/5/9/chartex" xmlns:cx4="http://schemas.microsoft.com/office/drawing/2016/5/10/chartex" xmlns:cx5="http://schemas.microsoft.com/office/drawing/2016/5/11/chartex" xmlns:cx6="http://schemas.microsoft.com/office/drawing/2016/5/12/chartex" xmlns:cx7="http://schemas.microsoft.com/office/drawing/2016/5/13/chartex" xmlns:cx8="http://schemas.microsoft.com/office/drawing/2016/5/14/chartex" xmlns:mc="http://schemas.openxmlformats.org/markup-compatibility/2006" xmlns:aink="http://schemas.microsoft.com/office/drawing/2016/ink" xmlns:am3d="http://schemas.microsoft.com/office/drawing/2017/model3d" xmlns:o="urn:schemas-microsoft-com:office:office" xmlns:oel="http://schemas.microsoft.com/office/2019/extlst" xmlns:r="http://schemas.openxmlformats.org/officeDocument/2006/relationships" xmlns:m="http://schemas.openxmlformats.org/officeDocument/2006/math" xmlns:v="urn:schemas-microsoft-com:vml" xmlns:wp14="http://schemas.microsoft.com/office/word/2010/wordprocessingDrawing" xmlns:wp="http://schemas.openxmlformats.org/drawingml/2006/wordprocessingDrawing" xmlns:w10="urn:schemas-microsoft-com:office:word" xmlns:w="http://schemas.openxmlformats.org/wordprocessingml/2006/main" xmlns:w14="http://schemas.microsoft.com/office/word/2010/wordml" xmlns:w15="http://schemas.microsoft.com/office/word/2012/wordml" xmlns:w16cex="http://schemas.microsoft.com/office/word/2018/wordml/cex" xmlns:w16cid="http://schemas.microsoft.com/office/word/2016/wordml/cid" xmlns:w16="http://schemas.microsoft.com/office/word/2018/wordml" xmlns:w16du="http://schemas.microsoft.com/office/word/2023/wordml/word16du" xmlns:w16sdtdh="http://schemas.microsoft.com/office/word/2020/wordml/sdtdatahash" xmlns:w16sdtfl="http://schemas.microsoft.com/office/word/2024/wordml/sdtformatlock" xmlns:w16se="http://schemas.microsoft.com/office/word/2015/wordml/symex" xmlns:wpg="http://schemas.microsoft.com/office/word/2010/wordprocessingGroup" xmlns:wpi="http://schemas.microsoft.com/office/word/2010/wordprocessingInk" xmlns:wne="http://schemas.microsoft.com/office/word/2006/wordml" xmlns:wps="http://schemas.microsoft.com/office/word/2010/wordprocessingShape" mc:Ignorable="w14 w15 w16se w16cid w16 w16cex w16sdtdh w16sdtfl w16du wp14">
   <w:sdt>
     <w:sdtPr>
       <w:id w:val="790162983"/>
@@ -26860,7 +27000,7 @@
 </file>
 
 <file path=word/footnotes.xml><?xml version="1.0" encoding="utf-8"?>
-<w:footnotes xmlns:wpc="http://schemas.microsoft.com/office/word/2010/wordprocessingCanvas" xmlns:cx="http://schemas.microsoft.com/office/drawing/2014/chartex" xmlns:cx1="http://schemas.microsoft.com/office/drawing/2015/9/8/chartex" xmlns:cx2="http://schemas.microsoft.com/office/drawing/2015/10/21/chartex" xmlns:cx3="http://schemas.microsoft.com/office/drawing/2016/5/9/chartex" xmlns:cx4="http://schemas.microsoft.com/office/drawing/2016/5/10/chartex" xmlns:cx5="http://schemas.microsoft.com/office/drawing/2016/5/11/chartex" xmlns:cx6="http://schemas.microsoft.com/office/drawing/2016/5/12/chartex" xmlns:cx7="http://schemas.microsoft.com/office/drawing/2016/5/13/chartex" xmlns:cx8="http://schemas.microsoft.com/office/drawing/2016/5/14/chartex" xmlns:mc="http://schemas.openxmlformats.org/markup-compatibility/2006" xmlns:aink="http://schemas.microsoft.com/office/drawing/2016/ink" xmlns:am3d="http://schemas.microsoft.com/office/drawing/2017/model3d" xmlns:o="urn:schemas-microsoft-com:office:office" xmlns:oel="http://schemas.microsoft.com/office/2019/extlst" xmlns:r="http://schemas.openxmlformats.org/officeDocument/2006/relationships" xmlns:m="http://schemas.openxmlformats.org/officeDocument/2006/math" xmlns:v="urn:schemas-microsoft-com:vml" xmlns:wp14="http://schemas.microsoft.com/office/word/2010/wordprocessingDrawing" xmlns:wp="http://schemas.openxmlformats.org/drawingml/2006/wordprocessingDrawing" xmlns:w10="urn:schemas-microsoft-com:office:word" xmlns:w="http://schemas.openxmlformats.org/wordprocessingml/2006/main" xmlns:w14="http://schemas.microsoft.com/office/word/2010/wordml" xmlns:w15="http://schemas.microsoft.com/office/word/2012/wordml" xmlns:w16cei="http://schemas.microsoft.com/office/word/2026/wordml/cei" xmlns:w16cex="http://schemas.microsoft.com/office/word/2018/wordml/cex" xmlns:w16cid="http://schemas.microsoft.com/office/word/2016/wordml/cid" xmlns:w16="http://schemas.microsoft.com/office/word/2018/wordml" xmlns:w16du="http://schemas.microsoft.com/office/word/2023/wordml/word16du" xmlns:w16sdtdh="http://schemas.microsoft.com/office/word/2020/wordml/sdtdatahash" xmlns:w16sdtfl="http://schemas.microsoft.com/office/word/2024/wordml/sdtformatlock" xmlns:w16se="http://schemas.microsoft.com/office/word/2015/wordml/symex" xmlns:wpg="http://schemas.microsoft.com/office/word/2010/wordprocessingGroup" xmlns:wpi="http://schemas.microsoft.com/office/word/2010/wordprocessingInk" xmlns:wne="http://schemas.microsoft.com/office/word/2006/wordml" xmlns:wps="http://schemas.microsoft.com/office/word/2010/wordprocessingShape" mc:Ignorable="w14 w15 w16se w16cid w16 w16cex w16sdtdh w16sdtfl w16du wp14">
+<w:footnotes xmlns:wpc="http://schemas.microsoft.com/office/word/2010/wordprocessingCanvas" xmlns:cx="http://schemas.microsoft.com/office/drawing/2014/chartex" xmlns:cx1="http://schemas.microsoft.com/office/drawing/2015/9/8/chartex" xmlns:cx2="http://schemas.microsoft.com/office/drawing/2015/10/21/chartex" xmlns:cx3="http://schemas.microsoft.com/office/drawing/2016/5/9/chartex" xmlns:cx4="http://schemas.microsoft.com/office/drawing/2016/5/10/chartex" xmlns:cx5="http://schemas.microsoft.com/office/drawing/2016/5/11/chartex" xmlns:cx6="http://schemas.microsoft.com/office/drawing/2016/5/12/chartex" xmlns:cx7="http://schemas.microsoft.com/office/drawing/2016/5/13/chartex" xmlns:cx8="http://schemas.microsoft.com/office/drawing/2016/5/14/chartex" xmlns:mc="http://schemas.openxmlformats.org/markup-compatibility/2006" xmlns:aink="http://schemas.microsoft.com/office/drawing/2016/ink" xmlns:am3d="http://schemas.microsoft.com/office/drawing/2017/model3d" xmlns:o="urn:schemas-microsoft-com:office:office" xmlns:oel="http://schemas.microsoft.com/office/2019/extlst" xmlns:r="http://schemas.openxmlformats.org/officeDocument/2006/relationships" xmlns:m="http://schemas.openxmlformats.org/officeDocument/2006/math" xmlns:v="urn:schemas-microsoft-com:vml" xmlns:wp14="http://schemas.microsoft.com/office/word/2010/wordprocessingDrawing" xmlns:wp="http://schemas.openxmlformats.org/drawingml/2006/wordprocessingDrawing" xmlns:w10="urn:schemas-microsoft-com:office:word" xmlns:w="http://schemas.openxmlformats.org/wordprocessingml/2006/main" xmlns:w14="http://schemas.microsoft.com/office/word/2010/wordml" xmlns:w15="http://schemas.microsoft.com/office/word/2012/wordml" xmlns:w16cex="http://schemas.microsoft.com/office/word/2018/wordml/cex" xmlns:w16cid="http://schemas.microsoft.com/office/word/2016/wordml/cid" xmlns:w16="http://schemas.microsoft.com/office/word/2018/wordml" xmlns:w16du="http://schemas.microsoft.com/office/word/2023/wordml/word16du" xmlns:w16sdtdh="http://schemas.microsoft.com/office/word/2020/wordml/sdtdatahash" xmlns:w16sdtfl="http://schemas.microsoft.com/office/word/2024/wordml/sdtformatlock" xmlns:w16se="http://schemas.microsoft.com/office/word/2015/wordml/symex" xmlns:wpg="http://schemas.microsoft.com/office/word/2010/wordprocessingGroup" xmlns:wpi="http://schemas.microsoft.com/office/word/2010/wordprocessingInk" xmlns:wne="http://schemas.microsoft.com/office/word/2006/wordml" xmlns:wps="http://schemas.microsoft.com/office/word/2010/wordprocessingShape" mc:Ignorable="w14 w15 w16se w16cid w16 w16cex w16sdtdh w16sdtfl w16du wp14">
   <w:footnote w:type="separator" w:id="-1">
     <w:p>
       <w:r>
@@ -26879,7 +27019,7 @@
 </file>
 
 <file path=word/header1.xml><?xml version="1.0" encoding="utf-8"?>
-<w:hdr xmlns:wpc="http://schemas.microsoft.com/office/word/2010/wordprocessingCanvas" xmlns:cx="http://schemas.microsoft.com/office/drawing/2014/chartex" xmlns:cx1="http://schemas.microsoft.com/office/drawing/2015/9/8/chartex" xmlns:cx2="http://schemas.microsoft.com/office/drawing/2015/10/21/chartex" xmlns:cx3="http://schemas.microsoft.com/office/drawing/2016/5/9/chartex" xmlns:cx4="http://schemas.microsoft.com/office/drawing/2016/5/10/chartex" xmlns:cx5="http://schemas.microsoft.com/office/drawing/2016/5/11/chartex" xmlns:cx6="http://schemas.microsoft.com/office/drawing/2016/5/12/chartex" xmlns:cx7="http://schemas.microsoft.com/office/drawing/2016/5/13/chartex" xmlns:cx8="http://schemas.microsoft.com/office/drawing/2016/5/14/chartex" xmlns:mc="http://schemas.openxmlformats.org/markup-compatibility/2006" xmlns:aink="http://schemas.microsoft.com/office/drawing/2016/ink" xmlns:am3d="http://schemas.microsoft.com/office/drawing/2017/model3d" xmlns:o="urn:schemas-microsoft-com:office:office" xmlns:oel="http://schemas.microsoft.com/office/2019/extlst" xmlns:r="http://schemas.openxmlformats.org/officeDocument/2006/relationships" xmlns:m="http://schemas.openxmlformats.org/officeDocument/2006/math" xmlns:v="urn:schemas-microsoft-com:vml" xmlns:wp14="http://schemas.microsoft.com/office/word/2010/wordprocessingDrawing" xmlns:wp="http://schemas.openxmlformats.org/drawingml/2006/wordprocessingDrawing" xmlns:w10="urn:schemas-microsoft-com:office:word" xmlns:w="http://schemas.openxmlformats.org/wordprocessingml/2006/main" xmlns:w14="http://schemas.microsoft.com/office/word/2010/wordml" xmlns:w15="http://schemas.microsoft.com/office/word/2012/wordml" xmlns:w16cei="http://schemas.microsoft.com/office/word/2026/wordml/cei" xmlns:w16cex="http://schemas.microsoft.com/office/word/2018/wordml/cex" xmlns:w16cid="http://schemas.microsoft.com/office/word/2016/wordml/cid" xmlns:w16="http://schemas.microsoft.com/office/word/2018/wordml" xmlns:w16du="http://schemas.microsoft.com/office/word/2023/wordml/word16du" xmlns:w16sdtdh="http://schemas.microsoft.com/office/word/2020/wordml/sdtdatahash" xmlns:w16sdtfl="http://schemas.microsoft.com/office/word/2024/wordml/sdtformatlock" xmlns:w16se="http://schemas.microsoft.com/office/word/2015/wordml/symex" xmlns:wpg="http://schemas.microsoft.com/office/word/2010/wordprocessingGroup" xmlns:wpi="http://schemas.microsoft.com/office/word/2010/wordprocessingInk" xmlns:wne="http://schemas.microsoft.com/office/word/2006/wordml" xmlns:wps="http://schemas.microsoft.com/office/word/2010/wordprocessingShape" mc:Ignorable="w14 w15 w16se w16cid w16 w16cex w16sdtdh w16sdtfl w16du wp14">
+<w:hdr xmlns:wpc="http://schemas.microsoft.com/office/word/2010/wordprocessingCanvas" xmlns:cx="http://schemas.microsoft.com/office/drawing/2014/chartex" xmlns:cx1="http://schemas.microsoft.com/office/drawing/2015/9/8/chartex" xmlns:cx2="http://schemas.microsoft.com/office/drawing/2015/10/21/chartex" xmlns:cx3="http://schemas.microsoft.com/office/drawing/2016/5/9/chartex" xmlns:cx4="http://schemas.microsoft.com/office/drawing/2016/5/10/chartex" xmlns:cx5="http://schemas.microsoft.com/office/drawing/2016/5/11/chartex" xmlns:cx6="http://schemas.microsoft.com/office/drawing/2016/5/12/chartex" xmlns:cx7="http://schemas.microsoft.com/office/drawing/2016/5/13/chartex" xmlns:cx8="http://schemas.microsoft.com/office/drawing/2016/5/14/chartex" xmlns:mc="http://schemas.openxmlformats.org/markup-compatibility/2006" xmlns:aink="http://schemas.microsoft.com/office/drawing/2016/ink" xmlns:am3d="http://schemas.microsoft.com/office/drawing/2017/model3d" xmlns:o="urn:schemas-microsoft-com:office:office" xmlns:oel="http://schemas.microsoft.com/office/2019/extlst" xmlns:r="http://schemas.openxmlformats.org/officeDocument/2006/relationships" xmlns:m="http://schemas.openxmlformats.org/officeDocument/2006/math" xmlns:v="urn:schemas-microsoft-com:vml" xmlns:wp14="http://schemas.microsoft.com/office/word/2010/wordprocessingDrawing" xmlns:wp="http://schemas.openxmlformats.org/drawingml/2006/wordprocessingDrawing" xmlns:w10="urn:schemas-microsoft-com:office:word" xmlns:w="http://schemas.openxmlformats.org/wordprocessingml/2006/main" xmlns:w14="http://schemas.microsoft.com/office/word/2010/wordml" xmlns:w15="http://schemas.microsoft.com/office/word/2012/wordml" xmlns:w16cex="http://schemas.microsoft.com/office/word/2018/wordml/cex" xmlns:w16cid="http://schemas.microsoft.com/office/word/2016/wordml/cid" xmlns:w16="http://schemas.microsoft.com/office/word/2018/wordml" xmlns:w16du="http://schemas.microsoft.com/office/word/2023/wordml/word16du" xmlns:w16sdtdh="http://schemas.microsoft.com/office/word/2020/wordml/sdtdatahash" xmlns:w16sdtfl="http://schemas.microsoft.com/office/word/2024/wordml/sdtformatlock" xmlns:w16se="http://schemas.microsoft.com/office/word/2015/wordml/symex" xmlns:wpg="http://schemas.microsoft.com/office/word/2010/wordprocessingGroup" xmlns:wpi="http://schemas.microsoft.com/office/word/2010/wordprocessingInk" xmlns:wne="http://schemas.microsoft.com/office/word/2006/wordml" xmlns:wps="http://schemas.microsoft.com/office/word/2010/wordprocessingShape" mc:Ignorable="w14 w15 w16se w16cid w16 w16cex w16sdtdh w16sdtfl w16du wp14">
   <w:p>
     <w:pPr>
       <w:pStyle w:val="Kopfzeile"/>
@@ -26889,7 +27029,7 @@
 </file>
 
 <file path=word/header2.xml><?xml version="1.0" encoding="utf-8"?>
-<w:hdr xmlns:wpc="http://schemas.microsoft.com/office/word/2010/wordprocessingCanvas" xmlns:cx="http://schemas.microsoft.com/office/drawing/2014/chartex" xmlns:cx1="http://schemas.microsoft.com/office/drawing/2015/9/8/chartex" xmlns:cx2="http://schemas.microsoft.com/office/drawing/2015/10/21/chartex" xmlns:cx3="http://schemas.microsoft.com/office/drawing/2016/5/9/chartex" xmlns:cx4="http://schemas.microsoft.com/office/drawing/2016/5/10/chartex" xmlns:cx5="http://schemas.microsoft.com/office/drawing/2016/5/11/chartex" xmlns:cx6="http://schemas.microsoft.com/office/drawing/2016/5/12/chartex" xmlns:cx7="http://schemas.microsoft.com/office/drawing/2016/5/13/chartex" xmlns:cx8="http://schemas.microsoft.com/office/drawing/2016/5/14/chartex" xmlns:mc="http://schemas.openxmlformats.org/markup-compatibility/2006" xmlns:aink="http://schemas.microsoft.com/office/drawing/2016/ink" xmlns:am3d="http://schemas.microsoft.com/office/drawing/2017/model3d" xmlns:o="urn:schemas-microsoft-com:office:office" xmlns:oel="http://schemas.microsoft.com/office/2019/extlst" xmlns:r="http://schemas.openxmlformats.org/officeDocument/2006/relationships" xmlns:m="http://schemas.openxmlformats.org/officeDocument/2006/math" xmlns:v="urn:schemas-microsoft-com:vml" xmlns:wp14="http://schemas.microsoft.com/office/word/2010/wordprocessingDrawing" xmlns:wp="http://schemas.openxmlformats.org/drawingml/2006/wordprocessingDrawing" xmlns:w10="urn:schemas-microsoft-com:office:word" xmlns:w="http://schemas.openxmlformats.org/wordprocessingml/2006/main" xmlns:w14="http://schemas.microsoft.com/office/word/2010/wordml" xmlns:w15="http://schemas.microsoft.com/office/word/2012/wordml" xmlns:w16cei="http://schemas.microsoft.com/office/word/2026/wordml/cei" xmlns:w16cex="http://schemas.microsoft.com/office/word/2018/wordml/cex" xmlns:w16cid="http://schemas.microsoft.com/office/word/2016/wordml/cid" xmlns:w16="http://schemas.microsoft.com/office/word/2018/wordml" xmlns:w16du="http://schemas.microsoft.com/office/word/2023/wordml/word16du" xmlns:w16sdtdh="http://schemas.microsoft.com/office/word/2020/wordml/sdtdatahash" xmlns:w16sdtfl="http://schemas.microsoft.com/office/word/2024/wordml/sdtformatlock" xmlns:w16se="http://schemas.microsoft.com/office/word/2015/wordml/symex" xmlns:wpg="http://schemas.microsoft.com/office/word/2010/wordprocessingGroup" xmlns:wpi="http://schemas.microsoft.com/office/word/2010/wordprocessingInk" xmlns:wne="http://schemas.microsoft.com/office/word/2006/wordml" xmlns:wps="http://schemas.microsoft.com/office/word/2010/wordprocessingShape" mc:Ignorable="w14 w15 w16se w16cid w16 w16cex w16sdtdh w16sdtfl w16du wp14">
+<w:hdr xmlns:wpc="http://schemas.microsoft.com/office/word/2010/wordprocessingCanvas" xmlns:cx="http://schemas.microsoft.com/office/drawing/2014/chartex" xmlns:cx1="http://schemas.microsoft.com/office/drawing/2015/9/8/chartex" xmlns:cx2="http://schemas.microsoft.com/office/drawing/2015/10/21/chartex" xmlns:cx3="http://schemas.microsoft.com/office/drawing/2016/5/9/chartex" xmlns:cx4="http://schemas.microsoft.com/office/drawing/2016/5/10/chartex" xmlns:cx5="http://schemas.microsoft.com/office/drawing/2016/5/11/chartex" xmlns:cx6="http://schemas.microsoft.com/office/drawing/2016/5/12/chartex" xmlns:cx7="http://schemas.microsoft.com/office/drawing/2016/5/13/chartex" xmlns:cx8="http://schemas.microsoft.com/office/drawing/2016/5/14/chartex" xmlns:mc="http://schemas.openxmlformats.org/markup-compatibility/2006" xmlns:aink="http://schemas.microsoft.com/office/drawing/2016/ink" xmlns:am3d="http://schemas.microsoft.com/office/drawing/2017/model3d" xmlns:o="urn:schemas-microsoft-com:office:office" xmlns:oel="http://schemas.microsoft.com/office/2019/extlst" xmlns:r="http://schemas.openxmlformats.org/officeDocument/2006/relationships" xmlns:m="http://schemas.openxmlformats.org/officeDocument/2006/math" xmlns:v="urn:schemas-microsoft-com:vml" xmlns:wp14="http://schemas.microsoft.com/office/word/2010/wordprocessingDrawing" xmlns:wp="http://schemas.openxmlformats.org/drawingml/2006/wordprocessingDrawing" xmlns:w10="urn:schemas-microsoft-com:office:word" xmlns:w="http://schemas.openxmlformats.org/wordprocessingml/2006/main" xmlns:w14="http://schemas.microsoft.com/office/word/2010/wordml" xmlns:w15="http://schemas.microsoft.com/office/word/2012/wordml" xmlns:w16cex="http://schemas.microsoft.com/office/word/2018/wordml/cex" xmlns:w16cid="http://schemas.microsoft.com/office/word/2016/wordml/cid" xmlns:w16="http://schemas.microsoft.com/office/word/2018/wordml" xmlns:w16du="http://schemas.microsoft.com/office/word/2023/wordml/word16du" xmlns:w16sdtdh="http://schemas.microsoft.com/office/word/2020/wordml/sdtdatahash" xmlns:w16sdtfl="http://schemas.microsoft.com/office/word/2024/wordml/sdtformatlock" xmlns:w16se="http://schemas.microsoft.com/office/word/2015/wordml/symex" xmlns:wpg="http://schemas.microsoft.com/office/word/2010/wordprocessingGroup" xmlns:wpi="http://schemas.microsoft.com/office/word/2010/wordprocessingInk" xmlns:wne="http://schemas.microsoft.com/office/word/2006/wordml" xmlns:wps="http://schemas.microsoft.com/office/word/2010/wordprocessingShape" mc:Ignorable="w14 w15 w16se w16cid w16 w16cex w16sdtdh w16sdtfl w16du wp14">
   <w:p>
     <w:pPr>
       <w:pStyle w:val="Kopfzeile"/>
@@ -27046,7 +27186,7 @@
 </file>
 
 <file path=word/header3.xml><?xml version="1.0" encoding="utf-8"?>
-<w:hdr xmlns:wpc="http://schemas.microsoft.com/office/word/2010/wordprocessingCanvas" xmlns:cx="http://schemas.microsoft.com/office/drawing/2014/chartex" xmlns:cx1="http://schemas.microsoft.com/office/drawing/2015/9/8/chartex" xmlns:cx2="http://schemas.microsoft.com/office/drawing/2015/10/21/chartex" xmlns:cx3="http://schemas.microsoft.com/office/drawing/2016/5/9/chartex" xmlns:cx4="http://schemas.microsoft.com/office/drawing/2016/5/10/chartex" xmlns:cx5="http://schemas.microsoft.com/office/drawing/2016/5/11/chartex" xmlns:cx6="http://schemas.microsoft.com/office/drawing/2016/5/12/chartex" xmlns:cx7="http://schemas.microsoft.com/office/drawing/2016/5/13/chartex" xmlns:cx8="http://schemas.microsoft.com/office/drawing/2016/5/14/chartex" xmlns:mc="http://schemas.openxmlformats.org/markup-compatibility/2006" xmlns:aink="http://schemas.microsoft.com/office/drawing/2016/ink" xmlns:am3d="http://schemas.microsoft.com/office/drawing/2017/model3d" xmlns:o="urn:schemas-microsoft-com:office:office" xmlns:oel="http://schemas.microsoft.com/office/2019/extlst" xmlns:r="http://schemas.openxmlformats.org/officeDocument/2006/relationships" xmlns:m="http://schemas.openxmlformats.org/officeDocument/2006/math" xmlns:v="urn:schemas-microsoft-com:vml" xmlns:wp14="http://schemas.microsoft.com/office/word/2010/wordprocessingDrawing" xmlns:wp="http://schemas.openxmlformats.org/drawingml/2006/wordprocessingDrawing" xmlns:w10="urn:schemas-microsoft-com:office:word" xmlns:w="http://schemas.openxmlformats.org/wordprocessingml/2006/main" xmlns:w14="http://schemas.microsoft.com/office/word/2010/wordml" xmlns:w15="http://schemas.microsoft.com/office/word/2012/wordml" xmlns:w16cei="http://schemas.microsoft.com/office/word/2026/wordml/cei" xmlns:w16cex="http://schemas.microsoft.com/office/word/2018/wordml/cex" xmlns:w16cid="http://schemas.microsoft.com/office/word/2016/wordml/cid" xmlns:w16="http://schemas.microsoft.com/office/word/2018/wordml" xmlns:w16du="http://schemas.microsoft.com/office/word/2023/wordml/word16du" xmlns:w16sdtdh="http://schemas.microsoft.com/office/word/2020/wordml/sdtdatahash" xmlns:w16sdtfl="http://schemas.microsoft.com/office/word/2024/wordml/sdtformatlock" xmlns:w16se="http://schemas.microsoft.com/office/word/2015/wordml/symex" xmlns:wpg="http://schemas.microsoft.com/office/word/2010/wordprocessingGroup" xmlns:wpi="http://schemas.microsoft.com/office/word/2010/wordprocessingInk" xmlns:wne="http://schemas.microsoft.com/office/word/2006/wordml" xmlns:wps="http://schemas.microsoft.com/office/word/2010/wordprocessingShape" mc:Ignorable="w14 w15 w16se w16cid w16 w16cex w16sdtdh w16sdtfl w16du wp14">
+<w:hdr xmlns:wpc="http://schemas.microsoft.com/office/word/2010/wordprocessingCanvas" xmlns:cx="http://schemas.microsoft.com/office/drawing/2014/chartex" xmlns:cx1="http://schemas.microsoft.com/office/drawing/2015/9/8/chartex" xmlns:cx2="http://schemas.microsoft.com/office/drawing/2015/10/21/chartex" xmlns:cx3="http://schemas.microsoft.com/office/drawing/2016/5/9/chartex" xmlns:cx4="http://schemas.microsoft.com/office/drawing/2016/5/10/chartex" xmlns:cx5="http://schemas.microsoft.com/office/drawing/2016/5/11/chartex" xmlns:cx6="http://schemas.microsoft.com/office/drawing/2016/5/12/chartex" xmlns:cx7="http://schemas.microsoft.com/office/drawing/2016/5/13/chartex" xmlns:cx8="http://schemas.microsoft.com/office/drawing/2016/5/14/chartex" xmlns:mc="http://schemas.openxmlformats.org/markup-compatibility/2006" xmlns:aink="http://schemas.microsoft.com/office/drawing/2016/ink" xmlns:am3d="http://schemas.microsoft.com/office/drawing/2017/model3d" xmlns:o="urn:schemas-microsoft-com:office:office" xmlns:oel="http://schemas.microsoft.com/office/2019/extlst" xmlns:r="http://schemas.openxmlformats.org/officeDocument/2006/relationships" xmlns:m="http://schemas.openxmlformats.org/officeDocument/2006/math" xmlns:v="urn:schemas-microsoft-com:vml" xmlns:wp14="http://schemas.microsoft.com/office/word/2010/wordprocessingDrawing" xmlns:wp="http://schemas.openxmlformats.org/drawingml/2006/wordprocessingDrawing" xmlns:w10="urn:schemas-microsoft-com:office:word" xmlns:w="http://schemas.openxmlformats.org/wordprocessingml/2006/main" xmlns:w14="http://schemas.microsoft.com/office/word/2010/wordml" xmlns:w15="http://schemas.microsoft.com/office/word/2012/wordml" xmlns:w16cex="http://schemas.microsoft.com/office/word/2018/wordml/cex" xmlns:w16cid="http://schemas.microsoft.com/office/word/2016/wordml/cid" xmlns:w16="http://schemas.microsoft.com/office/word/2018/wordml" xmlns:w16du="http://schemas.microsoft.com/office/word/2023/wordml/word16du" xmlns:w16sdtdh="http://schemas.microsoft.com/office/word/2020/wordml/sdtdatahash" xmlns:w16sdtfl="http://schemas.microsoft.com/office/word/2024/wordml/sdtformatlock" xmlns:w16se="http://schemas.microsoft.com/office/word/2015/wordml/symex" xmlns:wpg="http://schemas.microsoft.com/office/word/2010/wordprocessingGroup" xmlns:wpi="http://schemas.microsoft.com/office/word/2010/wordprocessingInk" xmlns:wne="http://schemas.microsoft.com/office/word/2006/wordml" xmlns:wps="http://schemas.microsoft.com/office/word/2010/wordprocessingShape" mc:Ignorable="w14 w15 w16se w16cid w16 w16cex w16sdtdh w16sdtfl w16du wp14">
   <w:p>
     <w:pPr>
       <w:pStyle w:val="Kopfzeile"/>
@@ -27056,7 +27196,7 @@
 </file>
 
 <file path=word/header4.xml><?xml version="1.0" encoding="utf-8"?>
-<w:hdr xmlns:wpc="http://schemas.microsoft.com/office/word/2010/wordprocessingCanvas" xmlns:cx="http://schemas.microsoft.com/office/drawing/2014/chartex" xmlns:cx1="http://schemas.microsoft.com/office/drawing/2015/9/8/chartex" xmlns:cx2="http://schemas.microsoft.com/office/drawing/2015/10/21/chartex" xmlns:cx3="http://schemas.microsoft.com/office/drawing/2016/5/9/chartex" xmlns:cx4="http://schemas.microsoft.com/office/drawing/2016/5/10/chartex" xmlns:cx5="http://schemas.microsoft.com/office/drawing/2016/5/11/chartex" xmlns:cx6="http://schemas.microsoft.com/office/drawing/2016/5/12/chartex" xmlns:cx7="http://schemas.microsoft.com/office/drawing/2016/5/13/chartex" xmlns:cx8="http://schemas.microsoft.com/office/drawing/2016/5/14/chartex" xmlns:mc="http://schemas.openxmlformats.org/markup-compatibility/2006" xmlns:aink="http://schemas.microsoft.com/office/drawing/2016/ink" xmlns:am3d="http://schemas.microsoft.com/office/drawing/2017/model3d" xmlns:o="urn:schemas-microsoft-com:office:office" xmlns:oel="http://schemas.microsoft.com/office/2019/extlst" xmlns:r="http://schemas.openxmlformats.org/officeDocument/2006/relationships" xmlns:m="http://schemas.openxmlformats.org/officeDocument/2006/math" xmlns:v="urn:schemas-microsoft-com:vml" xmlns:wp14="http://schemas.microsoft.com/office/word/2010/wordprocessingDrawing" xmlns:wp="http://schemas.openxmlformats.org/drawingml/2006/wordprocessingDrawing" xmlns:w10="urn:schemas-microsoft-com:office:word" xmlns:w="http://schemas.openxmlformats.org/wordprocessingml/2006/main" xmlns:w14="http://schemas.microsoft.com/office/word/2010/wordml" xmlns:w15="http://schemas.microsoft.com/office/word/2012/wordml" xmlns:w16cei="http://schemas.microsoft.com/office/word/2026/wordml/cei" xmlns:w16cex="http://schemas.microsoft.com/office/word/2018/wordml/cex" xmlns:w16cid="http://schemas.microsoft.com/office/word/2016/wordml/cid" xmlns:w16="http://schemas.microsoft.com/office/word/2018/wordml" xmlns:w16du="http://schemas.microsoft.com/office/word/2023/wordml/word16du" xmlns:w16sdtdh="http://schemas.microsoft.com/office/word/2020/wordml/sdtdatahash" xmlns:w16sdtfl="http://schemas.microsoft.com/office/word/2024/wordml/sdtformatlock" xmlns:w16se="http://schemas.microsoft.com/office/word/2015/wordml/symex" xmlns:wpg="http://schemas.microsoft.com/office/word/2010/wordprocessingGroup" xmlns:wpi="http://schemas.microsoft.com/office/word/2010/wordprocessingInk" xmlns:wne="http://schemas.microsoft.com/office/word/2006/wordml" xmlns:wps="http://schemas.microsoft.com/office/word/2010/wordprocessingShape" mc:Ignorable="w14 w15 w16se w16cid w16 w16cex w16sdtdh w16sdtfl w16du wp14">
+<w:hdr xmlns:wpc="http://schemas.microsoft.com/office/word/2010/wordprocessingCanvas" xmlns:cx="http://schemas.microsoft.com/office/drawing/2014/chartex" xmlns:cx1="http://schemas.microsoft.com/office/drawing/2015/9/8/chartex" xmlns:cx2="http://schemas.microsoft.com/office/drawing/2015/10/21/chartex" xmlns:cx3="http://schemas.microsoft.com/office/drawing/2016/5/9/chartex" xmlns:cx4="http://schemas.microsoft.com/office/drawing/2016/5/10/chartex" xmlns:cx5="http://schemas.microsoft.com/office/drawing/2016/5/11/chartex" xmlns:cx6="http://schemas.microsoft.com/office/drawing/2016/5/12/chartex" xmlns:cx7="http://schemas.microsoft.com/office/drawing/2016/5/13/chartex" xmlns:cx8="http://schemas.microsoft.com/office/drawing/2016/5/14/chartex" xmlns:mc="http://schemas.openxmlformats.org/markup-compatibility/2006" xmlns:aink="http://schemas.microsoft.com/office/drawing/2016/ink" xmlns:am3d="http://schemas.microsoft.com/office/drawing/2017/model3d" xmlns:o="urn:schemas-microsoft-com:office:office" xmlns:oel="http://schemas.microsoft.com/office/2019/extlst" xmlns:r="http://schemas.openxmlformats.org/officeDocument/2006/relationships" xmlns:m="http://schemas.openxmlformats.org/officeDocument/2006/math" xmlns:v="urn:schemas-microsoft-com:vml" xmlns:wp14="http://schemas.microsoft.com/office/word/2010/wordprocessingDrawing" xmlns:wp="http://schemas.openxmlformats.org/drawingml/2006/wordprocessingDrawing" xmlns:w10="urn:schemas-microsoft-com:office:word" xmlns:w="http://schemas.openxmlformats.org/wordprocessingml/2006/main" xmlns:w14="http://schemas.microsoft.com/office/word/2010/wordml" xmlns:w15="http://schemas.microsoft.com/office/word/2012/wordml" xmlns:w16cex="http://schemas.microsoft.com/office/word/2018/wordml/cex" xmlns:w16cid="http://schemas.microsoft.com/office/word/2016/wordml/cid" xmlns:w16="http://schemas.microsoft.com/office/word/2018/wordml" xmlns:w16du="http://schemas.microsoft.com/office/word/2023/wordml/word16du" xmlns:w16sdtdh="http://schemas.microsoft.com/office/word/2020/wordml/sdtdatahash" xmlns:w16sdtfl="http://schemas.microsoft.com/office/word/2024/wordml/sdtformatlock" xmlns:w16se="http://schemas.microsoft.com/office/word/2015/wordml/symex" xmlns:wpg="http://schemas.microsoft.com/office/word/2010/wordprocessingGroup" xmlns:wpi="http://schemas.microsoft.com/office/word/2010/wordprocessingInk" xmlns:wne="http://schemas.microsoft.com/office/word/2006/wordml" xmlns:wps="http://schemas.microsoft.com/office/word/2010/wordprocessingShape" mc:Ignorable="w14 w15 w16se w16cid w16 w16cex w16sdtdh w16sdtfl w16du wp14">
   <w:tbl>
     <w:tblPr>
       <w:tblStyle w:val="Tabellenraster"/>
@@ -27349,7 +27489,7 @@
 </file>
 
 <file path=word/header5.xml><?xml version="1.0" encoding="utf-8"?>
-<w:hdr xmlns:wpc="http://schemas.microsoft.com/office/word/2010/wordprocessingCanvas" xmlns:cx="http://schemas.microsoft.com/office/drawing/2014/chartex" xmlns:cx1="http://schemas.microsoft.com/office/drawing/2015/9/8/chartex" xmlns:cx2="http://schemas.microsoft.com/office/drawing/2015/10/21/chartex" xmlns:cx3="http://schemas.microsoft.com/office/drawing/2016/5/9/chartex" xmlns:cx4="http://schemas.microsoft.com/office/drawing/2016/5/10/chartex" xmlns:cx5="http://schemas.microsoft.com/office/drawing/2016/5/11/chartex" xmlns:cx6="http://schemas.microsoft.com/office/drawing/2016/5/12/chartex" xmlns:cx7="http://schemas.microsoft.com/office/drawing/2016/5/13/chartex" xmlns:cx8="http://schemas.microsoft.com/office/drawing/2016/5/14/chartex" xmlns:mc="http://schemas.openxmlformats.org/markup-compatibility/2006" xmlns:aink="http://schemas.microsoft.com/office/drawing/2016/ink" xmlns:am3d="http://schemas.microsoft.com/office/drawing/2017/model3d" xmlns:o="urn:schemas-microsoft-com:office:office" xmlns:oel="http://schemas.microsoft.com/office/2019/extlst" xmlns:r="http://schemas.openxmlformats.org/officeDocument/2006/relationships" xmlns:m="http://schemas.openxmlformats.org/officeDocument/2006/math" xmlns:v="urn:schemas-microsoft-com:vml" xmlns:wp14="http://schemas.microsoft.com/office/word/2010/wordprocessingDrawing" xmlns:wp="http://schemas.openxmlformats.org/drawingml/2006/wordprocessingDrawing" xmlns:w10="urn:schemas-microsoft-com:office:word" xmlns:w="http://schemas.openxmlformats.org/wordprocessingml/2006/main" xmlns:w14="http://schemas.microsoft.com/office/word/2010/wordml" xmlns:w15="http://schemas.microsoft.com/office/word/2012/wordml" xmlns:w16cei="http://schemas.microsoft.com/office/word/2026/wordml/cei" xmlns:w16cex="http://schemas.microsoft.com/office/word/2018/wordml/cex" xmlns:w16cid="http://schemas.microsoft.com/office/word/2016/wordml/cid" xmlns:w16="http://schemas.microsoft.com/office/word/2018/wordml" xmlns:w16du="http://schemas.microsoft.com/office/word/2023/wordml/word16du" xmlns:w16sdtdh="http://schemas.microsoft.com/office/word/2020/wordml/sdtdatahash" xmlns:w16sdtfl="http://schemas.microsoft.com/office/word/2024/wordml/sdtformatlock" xmlns:w16se="http://schemas.microsoft.com/office/word/2015/wordml/symex" xmlns:wpg="http://schemas.microsoft.com/office/word/2010/wordprocessingGroup" xmlns:wpi="http://schemas.microsoft.com/office/word/2010/wordprocessingInk" xmlns:wne="http://schemas.microsoft.com/office/word/2006/wordml" xmlns:wps="http://schemas.microsoft.com/office/word/2010/wordprocessingShape" mc:Ignorable="w14 w15 w16se w16cid w16 w16cex w16sdtdh w16sdtfl w16du wp14">
+<w:hdr xmlns:wpc="http://schemas.microsoft.com/office/word/2010/wordprocessingCanvas" xmlns:cx="http://schemas.microsoft.com/office/drawing/2014/chartex" xmlns:cx1="http://schemas.microsoft.com/office/drawing/2015/9/8/chartex" xmlns:cx2="http://schemas.microsoft.com/office/drawing/2015/10/21/chartex" xmlns:cx3="http://schemas.microsoft.com/office/drawing/2016/5/9/chartex" xmlns:cx4="http://schemas.microsoft.com/office/drawing/2016/5/10/chartex" xmlns:cx5="http://schemas.microsoft.com/office/drawing/2016/5/11/chartex" xmlns:cx6="http://schemas.microsoft.com/office/drawing/2016/5/12/chartex" xmlns:cx7="http://schemas.microsoft.com/office/drawing/2016/5/13/chartex" xmlns:cx8="http://schemas.microsoft.com/office/drawing/2016/5/14/chartex" xmlns:mc="http://schemas.openxmlformats.org/markup-compatibility/2006" xmlns:aink="http://schemas.microsoft.com/office/drawing/2016/ink" xmlns:am3d="http://schemas.microsoft.com/office/drawing/2017/model3d" xmlns:o="urn:schemas-microsoft-com:office:office" xmlns:oel="http://schemas.microsoft.com/office/2019/extlst" xmlns:r="http://schemas.openxmlformats.org/officeDocument/2006/relationships" xmlns:m="http://schemas.openxmlformats.org/officeDocument/2006/math" xmlns:v="urn:schemas-microsoft-com:vml" xmlns:wp14="http://schemas.microsoft.com/office/word/2010/wordprocessingDrawing" xmlns:wp="http://schemas.openxmlformats.org/drawingml/2006/wordprocessingDrawing" xmlns:w10="urn:schemas-microsoft-com:office:word" xmlns:w="http://schemas.openxmlformats.org/wordprocessingml/2006/main" xmlns:w14="http://schemas.microsoft.com/office/word/2010/wordml" xmlns:w15="http://schemas.microsoft.com/office/word/2012/wordml" xmlns:w16cex="http://schemas.microsoft.com/office/word/2018/wordml/cex" xmlns:w16cid="http://schemas.microsoft.com/office/word/2016/wordml/cid" xmlns:w16="http://schemas.microsoft.com/office/word/2018/wordml" xmlns:w16du="http://schemas.microsoft.com/office/word/2023/wordml/word16du" xmlns:w16sdtdh="http://schemas.microsoft.com/office/word/2020/wordml/sdtdatahash" xmlns:w16sdtfl="http://schemas.microsoft.com/office/word/2024/wordml/sdtformatlock" xmlns:w16se="http://schemas.microsoft.com/office/word/2015/wordml/symex" xmlns:wpg="http://schemas.microsoft.com/office/word/2010/wordprocessingGroup" xmlns:wpi="http://schemas.microsoft.com/office/word/2010/wordprocessingInk" xmlns:wne="http://schemas.microsoft.com/office/word/2006/wordml" xmlns:wps="http://schemas.microsoft.com/office/word/2010/wordprocessingShape" mc:Ignorable="w14 w15 w16se w16cid w16 w16cex w16sdtdh w16sdtfl w16du wp14">
   <w:tbl>
     <w:tblPr>
       <w:tblStyle w:val="Tabellenraster"/>
@@ -27642,7 +27782,7 @@
 </file>
 
 <file path=word/numbering.xml><?xml version="1.0" encoding="utf-8"?>
-<w:numbering xmlns:wpc="http://schemas.microsoft.com/office/word/2010/wordprocessingCanvas" xmlns:cx="http://schemas.microsoft.com/office/drawing/2014/chartex" xmlns:cx1="http://schemas.microsoft.com/office/drawing/2015/9/8/chartex" xmlns:cx2="http://schemas.microsoft.com/office/drawing/2015/10/21/chartex" xmlns:cx3="http://schemas.microsoft.com/office/drawing/2016/5/9/chartex" xmlns:cx4="http://schemas.microsoft.com/office/drawing/2016/5/10/chartex" xmlns:cx5="http://schemas.microsoft.com/office/drawing/2016/5/11/chartex" xmlns:cx6="http://schemas.microsoft.com/office/drawing/2016/5/12/chartex" xmlns:cx7="http://schemas.microsoft.com/office/drawing/2016/5/13/chartex" xmlns:cx8="http://schemas.microsoft.com/office/drawing/2016/5/14/chartex" xmlns:mc="http://schemas.openxmlformats.org/markup-compatibility/2006" xmlns:aink="http://schemas.microsoft.com/office/drawing/2016/ink" xmlns:am3d="http://schemas.microsoft.com/office/drawing/2017/model3d" xmlns:o="urn:schemas-microsoft-com:office:office" xmlns:oel="http://schemas.microsoft.com/office/2019/extlst" xmlns:r="http://schemas.openxmlformats.org/officeDocument/2006/relationships" xmlns:m="http://schemas.openxmlformats.org/officeDocument/2006/math" xmlns:v="urn:schemas-microsoft-com:vml" xmlns:wp14="http://schemas.microsoft.com/office/word/2010/wordprocessingDrawing" xmlns:wp="http://schemas.openxmlformats.org/drawingml/2006/wordprocessingDrawing" xmlns:w10="urn:schemas-microsoft-com:office:word" xmlns:w="http://schemas.openxmlformats.org/wordprocessingml/2006/main" xmlns:w14="http://schemas.microsoft.com/office/word/2010/wordml" xmlns:w15="http://schemas.microsoft.com/office/word/2012/wordml" xmlns:w16cei="http://schemas.microsoft.com/office/word/2026/wordml/cei" xmlns:w16cex="http://schemas.microsoft.com/office/word/2018/wordml/cex" xmlns:w16cid="http://schemas.microsoft.com/office/word/2016/wordml/cid" xmlns:w16="http://schemas.microsoft.com/office/word/2018/wordml" xmlns:w16du="http://schemas.microsoft.com/office/word/2023/wordml/word16du" xmlns:w16sdtdh="http://schemas.microsoft.com/office/word/2020/wordml/sdtdatahash" xmlns:w16sdtfl="http://schemas.microsoft.com/office/word/2024/wordml/sdtformatlock" xmlns:w16se="http://schemas.microsoft.com/office/word/2015/wordml/symex" xmlns:wpg="http://schemas.microsoft.com/office/word/2010/wordprocessingGroup" xmlns:wpi="http://schemas.microsoft.com/office/word/2010/wordprocessingInk" xmlns:wne="http://schemas.microsoft.com/office/word/2006/wordml" xmlns:wps="http://schemas.microsoft.com/office/word/2010/wordprocessingShape" mc:Ignorable="w14 w15 w16se w16cid w16 w16cex w16sdtdh w16sdtfl w16du wp14">
+<w:numbering xmlns:wpc="http://schemas.microsoft.com/office/word/2010/wordprocessingCanvas" xmlns:cx="http://schemas.microsoft.com/office/drawing/2014/chartex" xmlns:cx1="http://schemas.microsoft.com/office/drawing/2015/9/8/chartex" xmlns:cx2="http://schemas.microsoft.com/office/drawing/2015/10/21/chartex" xmlns:cx3="http://schemas.microsoft.com/office/drawing/2016/5/9/chartex" xmlns:cx4="http://schemas.microsoft.com/office/drawing/2016/5/10/chartex" xmlns:cx5="http://schemas.microsoft.com/office/drawing/2016/5/11/chartex" xmlns:cx6="http://schemas.microsoft.com/office/drawing/2016/5/12/chartex" xmlns:cx7="http://schemas.microsoft.com/office/drawing/2016/5/13/chartex" xmlns:cx8="http://schemas.microsoft.com/office/drawing/2016/5/14/chartex" xmlns:mc="http://schemas.openxmlformats.org/markup-compatibility/2006" xmlns:aink="http://schemas.microsoft.com/office/drawing/2016/ink" xmlns:am3d="http://schemas.microsoft.com/office/drawing/2017/model3d" xmlns:o="urn:schemas-microsoft-com:office:office" xmlns:oel="http://schemas.microsoft.com/office/2019/extlst" xmlns:r="http://schemas.openxmlformats.org/officeDocument/2006/relationships" xmlns:m="http://schemas.openxmlformats.org/officeDocument/2006/math" xmlns:v="urn:schemas-microsoft-com:vml" xmlns:wp14="http://schemas.microsoft.com/office/word/2010/wordprocessingDrawing" xmlns:wp="http://schemas.openxmlformats.org/drawingml/2006/wordprocessingDrawing" xmlns:w10="urn:schemas-microsoft-com:office:word" xmlns:w="http://schemas.openxmlformats.org/wordprocessingml/2006/main" xmlns:w14="http://schemas.microsoft.com/office/word/2010/wordml" xmlns:w15="http://schemas.microsoft.com/office/word/2012/wordml" xmlns:w16cex="http://schemas.microsoft.com/office/word/2018/wordml/cex" xmlns:w16cid="http://schemas.microsoft.com/office/word/2016/wordml/cid" xmlns:w16="http://schemas.microsoft.com/office/word/2018/wordml" xmlns:w16du="http://schemas.microsoft.com/office/word/2023/wordml/word16du" xmlns:w16sdtdh="http://schemas.microsoft.com/office/word/2020/wordml/sdtdatahash" xmlns:w16sdtfl="http://schemas.microsoft.com/office/word/2024/wordml/sdtformatlock" xmlns:w16se="http://schemas.microsoft.com/office/word/2015/wordml/symex" xmlns:wpg="http://schemas.microsoft.com/office/word/2010/wordprocessingGroup" xmlns:wpi="http://schemas.microsoft.com/office/word/2010/wordprocessingInk" xmlns:wne="http://schemas.microsoft.com/office/word/2006/wordml" xmlns:wps="http://schemas.microsoft.com/office/word/2010/wordprocessingShape" mc:Ignorable="w14 w15 w16se w16cid w16 w16cex w16sdtdh w16sdtfl w16du wp14">
   <w:numPicBullet w:numPicBulletId="0">
     <w:pict>
       <v:shapetype id="_x0000_t75" coordsize="21600,21600" o:spt="75" o:preferrelative="t" path="m@4@5l@4@11@9@11@9@5xe" filled="f" stroked="f">
@@ -29713,9 +29853,9 @@
     </w:lvl>
   </w:abstractNum>
   <w:abstractNum w:abstractNumId="18" w15:restartNumberingAfterBreak="0">
-    <w:nsid w:val="75010A08"/>
+    <w:nsid w:val="70744FE7"/>
     <w:multiLevelType w:val="hybridMultilevel"/>
-    <w:tmpl w:val="1D9EABF0"/>
+    <w:tmpl w:val="28B628C4"/>
     <w:lvl w:ilvl="0" w:tplc="F8A44622">
       <w:start w:val="1"/>
       <w:numFmt w:val="bullet"/>
@@ -29828,6 +29968,121 @@
     </w:lvl>
   </w:abstractNum>
   <w:abstractNum w:abstractNumId="19" w15:restartNumberingAfterBreak="0">
+    <w:nsid w:val="75010A08"/>
+    <w:multiLevelType w:val="hybridMultilevel"/>
+    <w:tmpl w:val="1D9EABF0"/>
+    <w:lvl w:ilvl="0" w:tplc="F8A44622">
+      <w:start w:val="1"/>
+      <w:numFmt w:val="bullet"/>
+      <w:lvlText w:val=""/>
+      <w:lvlPicBulletId w:val="0"/>
+      <w:lvlJc w:val="left"/>
+      <w:pPr>
+        <w:ind w:left="720" w:hanging="360"/>
+      </w:pPr>
+      <w:rPr>
+        <w:rFonts w:ascii="Symbol" w:hAnsi="Symbol" w:hint="default"/>
+        <w:color w:val="auto"/>
+      </w:rPr>
+    </w:lvl>
+    <w:lvl w:ilvl="1" w:tplc="04070003" w:tentative="1">
+      <w:start w:val="1"/>
+      <w:numFmt w:val="bullet"/>
+      <w:lvlText w:val="o"/>
+      <w:lvlJc w:val="left"/>
+      <w:pPr>
+        <w:ind w:left="1440" w:hanging="360"/>
+      </w:pPr>
+      <w:rPr>
+        <w:rFonts w:ascii="Courier New" w:hAnsi="Courier New" w:cs="Courier New" w:hint="default"/>
+      </w:rPr>
+    </w:lvl>
+    <w:lvl w:ilvl="2" w:tplc="04070005" w:tentative="1">
+      <w:start w:val="1"/>
+      <w:numFmt w:val="bullet"/>
+      <w:lvlText w:val=""/>
+      <w:lvlJc w:val="left"/>
+      <w:pPr>
+        <w:ind w:left="2160" w:hanging="360"/>
+      </w:pPr>
+      <w:rPr>
+        <w:rFonts w:ascii="Wingdings" w:hAnsi="Wingdings" w:hint="default"/>
+      </w:rPr>
+    </w:lvl>
+    <w:lvl w:ilvl="3" w:tplc="04070001" w:tentative="1">
+      <w:start w:val="1"/>
+      <w:numFmt w:val="bullet"/>
+      <w:lvlText w:val=""/>
+      <w:lvlJc w:val="left"/>
+      <w:pPr>
+        <w:ind w:left="2880" w:hanging="360"/>
+      </w:pPr>
+      <w:rPr>
+        <w:rFonts w:ascii="Symbol" w:hAnsi="Symbol" w:hint="default"/>
+      </w:rPr>
+    </w:lvl>
+    <w:lvl w:ilvl="4" w:tplc="04070003" w:tentative="1">
+      <w:start w:val="1"/>
+      <w:numFmt w:val="bullet"/>
+      <w:lvlText w:val="o"/>
+      <w:lvlJc w:val="left"/>
+      <w:pPr>
+        <w:ind w:left="3600" w:hanging="360"/>
+      </w:pPr>
+      <w:rPr>
+        <w:rFonts w:ascii="Courier New" w:hAnsi="Courier New" w:cs="Courier New" w:hint="default"/>
+      </w:rPr>
+    </w:lvl>
+    <w:lvl w:ilvl="5" w:tplc="04070005" w:tentative="1">
+      <w:start w:val="1"/>
+      <w:numFmt w:val="bullet"/>
+      <w:lvlText w:val=""/>
+      <w:lvlJc w:val="left"/>
+      <w:pPr>
+        <w:ind w:left="4320" w:hanging="360"/>
+      </w:pPr>
+      <w:rPr>
+        <w:rFonts w:ascii="Wingdings" w:hAnsi="Wingdings" w:hint="default"/>
+      </w:rPr>
+    </w:lvl>
+    <w:lvl w:ilvl="6" w:tplc="04070001" w:tentative="1">
+      <w:start w:val="1"/>
+      <w:numFmt w:val="bullet"/>
+      <w:lvlText w:val=""/>
+      <w:lvlJc w:val="left"/>
+      <w:pPr>
+        <w:ind w:left="5040" w:hanging="360"/>
+      </w:pPr>
+      <w:rPr>
+        <w:rFonts w:ascii="Symbol" w:hAnsi="Symbol" w:hint="default"/>
+      </w:rPr>
+    </w:lvl>
+    <w:lvl w:ilvl="7" w:tplc="04070003" w:tentative="1">
+      <w:start w:val="1"/>
+      <w:numFmt w:val="bullet"/>
+      <w:lvlText w:val="o"/>
+      <w:lvlJc w:val="left"/>
+      <w:pPr>
+        <w:ind w:left="5760" w:hanging="360"/>
+      </w:pPr>
+      <w:rPr>
+        <w:rFonts w:ascii="Courier New" w:hAnsi="Courier New" w:cs="Courier New" w:hint="default"/>
+      </w:rPr>
+    </w:lvl>
+    <w:lvl w:ilvl="8" w:tplc="04070005" w:tentative="1">
+      <w:start w:val="1"/>
+      <w:numFmt w:val="bullet"/>
+      <w:lvlText w:val=""/>
+      <w:lvlJc w:val="left"/>
+      <w:pPr>
+        <w:ind w:left="6480" w:hanging="360"/>
+      </w:pPr>
+      <w:rPr>
+        <w:rFonts w:ascii="Wingdings" w:hAnsi="Wingdings" w:hint="default"/>
+      </w:rPr>
+    </w:lvl>
+  </w:abstractNum>
+  <w:abstractNum w:abstractNumId="20" w15:restartNumberingAfterBreak="0">
     <w:nsid w:val="7F220E53"/>
     <w:multiLevelType w:val="hybridMultilevel"/>
     <w:tmpl w:val="78EEA1CE"/>
@@ -29952,7 +30207,7 @@
     <w:abstractNumId w:val="15"/>
   </w:num>
   <w:num w:numId="4" w16cid:durableId="342628699">
-    <w:abstractNumId w:val="18"/>
+    <w:abstractNumId w:val="19"/>
   </w:num>
   <w:num w:numId="5" w16cid:durableId="719018326">
     <w:abstractNumId w:val="3"/>
@@ -29997,10 +30252,13 @@
     <w:abstractNumId w:val="0"/>
   </w:num>
   <w:num w:numId="19" w16cid:durableId="1225918954">
-    <w:abstractNumId w:val="19"/>
+    <w:abstractNumId w:val="20"/>
   </w:num>
   <w:num w:numId="20" w16cid:durableId="394084527">
     <w:abstractNumId w:val="9"/>
+  </w:num>
+  <w:num w:numId="21" w16cid:durableId="93331587">
+    <w:abstractNumId w:val="18"/>
   </w:num>
 </w:numbering>
 </file>
